--- a/klagomål/A 27584-2026 FSC-klagomål.docx
+++ b/klagomål/A 27584-2026 FSC-klagomål.docx
@@ -221,7 +221,7 @@
     </w:p>
     <w:p>
       <w:r>
-        <w:t>I och inom 23 meter från avverkningsanmälan finns fynd av 7 naturvårdsarter, varav 5 är rödlistade, 3 är fridlysta, 7 är typiska (T) och 1 är signalart (S): garnlav (VU, T), knärot (VU, T, §8), kolflarnlav (NT, T), tretåig hackspett (NT, T, §4), ullticka (NT, T), vedticka (S, T) och spillkråka (T, §4). Se Figur 1.</w:t>
+        <w:t>I och inom 23 meter från avverkningsanmälan finns fynd av 15 naturvårdsarter, varav 10 är rödlistade, 5 är fridlysta, 11 är typiska (T) och 3 är signalarter (S): garnlav (VU, T), knärot (VU, T, §8), kolflarnlav (NT, T), lunglav (NT, T), mörk kolflarnlav (NT), talltagel (NT, T), talltita (NT, §4), tretåig hackspett (NT, T, §4), ullticka (NT, T), vitgrynig nållav (NT), norrlandslav (S, T), stuplav (S, T), vedticka (S, T), spillkråka (T, §4) och revlummer (§9). Se Figur 1.</w:t>
       </w:r>
     </w:p>
     <w:p>
@@ -401,6 +401,104 @@
         <w:rPr>
           <w:b/>
         </w:rPr>
+        <w:t>Lunglav (NT)</w:t>
+      </w:r>
+      <w:r>
+        <w:t xml:space="preserve"> är en av vårt lands främsta signalarter som överallt indikerar gamla lövträd, skogsbestånd med höga naturvärden och ekosystem med långskoglig kontinuitet. Lokalt kan förekomsten vara mycket riklig men den hittas nästan enbart i gamla och ej slutavverkade skogar. Artens samtliga förekomster bör uppmärksammas från naturvårdssynpunkt, då många lokaler även hyser andra ovanliga och rödlistade arter. Rikliga förekomster bör skyddas med biotopskydd, frivilliga avsättningar eller reservat. På lunglav kan de sällsynta lavparasiterna lunglavshårprick (CR), </w:t>
+      </w:r>
+      <w:r>
+        <w:rPr>
+          <w:i/>
+        </w:rPr>
+        <w:t>Abrothallus diederichii</w:t>
+      </w:r>
+      <w:r>
+        <w:t xml:space="preserve"> (VU), </w:t>
+      </w:r>
+      <w:r>
+        <w:rPr>
+          <w:i/>
+        </w:rPr>
+        <w:t>Abrothallus lobariae</w:t>
+      </w:r>
+      <w:r>
+        <w:t xml:space="preserve"> (VU), </w:t>
+      </w:r>
+      <w:r>
+        <w:rPr>
+          <w:i/>
+        </w:rPr>
+        <w:t>Calycina lobariae</w:t>
+      </w:r>
+      <w:r>
+        <w:t xml:space="preserve"> (VU), lunglavsknapp (VU) och skrovelmössing (VU) påträffas. Lunglav är typisk art för </w:t>
+      </w:r>
+      <w:r>
+        <w:rPr>
+          <w:i/>
+        </w:rPr>
+        <w:t>9010 Taiga, 9020 Nordlig ädellövskog, 9110 Näringsfattig bokskog, 9130 Näringsrik bokskog, 9160 Näringsrik ekskog, 9180 Ädellövskog i branter, 9190 Näringsfattig ekskog, 9070 Trädklädd betesmark, 9040 Fjällbjörkskog</w:t>
+      </w:r>
+      <w:r>
+        <w:t xml:space="preserve"> och</w:t>
+      </w:r>
+      <w:r>
+        <w:rPr>
+          <w:i/>
+        </w:rPr>
+        <w:t xml:space="preserve"> 6530 Lövängar</w:t>
+      </w:r>
+      <w:r>
+        <w:t xml:space="preserve"> (SLU Artdatabanken, 2026; Nitare &amp; Skogsstyrelsen, 2019).</w:t>
+      </w:r>
+    </w:p>
+    <w:p>
+      <w:r>
+        <w:rPr>
+          <w:b/>
+        </w:rPr>
+        <w:t>Mörk kolflarnlav (NT)</w:t>
+      </w:r>
+      <w:r>
+        <w:t xml:space="preserve"> är brandberoende och växer nästan uteslutande på kolad hård kärnved av tall. Arten förekommer främst i glesa, öppna tall- och blandbarrskogar av naturskogskaraktär och etableringen verkar ske sent efter brand, kanske först efter 100–300 år. Mörk kolflarnlav indikerar skog med höga naturvärden och vanligast är att den påträffas på rester av nedbrunna torrakor och högstubbar och lågstubbar som är så grova att hela innandömet är urbränt. Tall- och blandbarrskogar av naturskogskaraktär med spår av återkommande bränder hyser höga biologiska värden och bör skyddas (SLU Artdatabanken, 2024).</w:t>
+      </w:r>
+    </w:p>
+    <w:p>
+      <w:r>
+        <w:rPr>
+          <w:b/>
+        </w:rPr>
+        <w:t>Talltagel (NT)</w:t>
+      </w:r>
+      <w:r>
+        <w:t xml:space="preserve"> är en boreal art som förekommer på tall i äldre, öppna tallskogar. Den påverkas negativt av brist på kontinuitetsskog och minskningstakten bedöms vara nära gränsvärdet för Sårbar (VU). Talltagel är typisk art för </w:t>
+      </w:r>
+      <w:r>
+        <w:rPr>
+          <w:i/>
+        </w:rPr>
+        <w:t>9010 Taiga</w:t>
+      </w:r>
+      <w:r>
+        <w:t xml:space="preserve"> (SLU Artdatabanken, 2026).</w:t>
+      </w:r>
+    </w:p>
+    <w:p>
+      <w:r>
+        <w:rPr>
+          <w:b/>
+        </w:rPr>
+        <w:t>Talltita (NT, §4)</w:t>
+      </w:r>
+      <w:r>
+        <w:t>, rödlistad som nära hotad och prioriterad art i Skogsvårdslagen, har häckningsrevir i anmälan. Arten har minskat kraftigt de senaste 30 åren och minskningstakten innevarande 10-årsperiod beräknas till 20 (10–30) %. Talltitan är synnerligen trogen sitt cirka 15 hektar stora revir och är beroende av flerskiktade olikåldriga skogar för att kunna föda upp sina ungar. Talltitan försvinner om dess livsmiljö kalavverkas (Eggers &amp; Low, 2014; Ekman, 1979; Griesser et al, 2007; Klein, 2020; Siffczyk et al, 2003; SLU Artdatabanken, 2021).</w:t>
+      </w:r>
+    </w:p>
+    <w:p>
+      <w:r>
+        <w:rPr>
+          <w:b/>
+        </w:rPr>
         <w:t>Tretåig hackspett (NT, §4)</w:t>
       </w:r>
       <w:r>
@@ -479,6 +577,102 @@
       </w:r>
       <w:r>
         <w:t xml:space="preserve"> (SLU Artdatabanken, 2026; Nitare &amp; Skogsstyrelsen, 2019; Miettinen &amp; Niemelä, 2018).</w:t>
+      </w:r>
+    </w:p>
+    <w:p>
+      <w:r>
+        <w:rPr>
+          <w:b/>
+        </w:rPr>
+        <w:t>Vitgrynig nållav (NT)</w:t>
+      </w:r>
+      <w:r>
+        <w:t xml:space="preserve"> växer nästan uteslutande på bark av gamla, senvuxna granar i skuggiga lägen med hög och jämn luftfuktighet. Den vanligaste naturtypen för arten är kontinuitetsskogar på frisk mark men den finns också i sumpgranskogar. På lång sikt utgör avverkningar av olikåldriga granskogar av naturskogskaraktär ett allvarligt hot mot arten och skogsbruksåtgärder på eller i närheten av växtplatserna bör undvikas. Naturskogsartade, fuktiga granskogar med förekomster av arten signalerar höga biologiska värden och bör bevaras (SLU Artdatabanken, 2024; Nitare &amp; Skogsstyrelsen, 2019).</w:t>
+      </w:r>
+    </w:p>
+    <w:p>
+      <w:r>
+        <w:rPr>
+          <w:b/>
+        </w:rPr>
+        <w:t xml:space="preserve">Norrlandslav </w:t>
+      </w:r>
+      <w:r>
+        <w:t xml:space="preserve">indikerar söder om den naturliga norrlandsgränsen barrskogsbeklädda bergbranter eller andra ostörda skogsmiljöer med höga naturvärden. Norrlandslav är typisk art för </w:t>
+      </w:r>
+      <w:r>
+        <w:rPr>
+          <w:i/>
+        </w:rPr>
+        <w:t xml:space="preserve">9010 Taiga, 8110 Silikatrasmarker </w:t>
+      </w:r>
+      <w:r>
+        <w:t>och</w:t>
+      </w:r>
+      <w:r>
+        <w:rPr>
+          <w:i/>
+        </w:rPr>
+        <w:t xml:space="preserve"> 8120 Kalkrasmarker </w:t>
+      </w:r>
+      <w:r>
+        <w:t>(Nitare &amp; Skogsstyrelsen, 2000; SLU Artdatabanken, 2025).</w:t>
+      </w:r>
+    </w:p>
+    <w:p>
+      <w:r>
+        <w:rPr>
+          <w:b/>
+        </w:rPr>
+        <w:t>Stuplav</w:t>
+      </w:r>
+      <w:r>
+        <w:t xml:space="preserve"> är en mycket bra signalart i hela sitt utbredningsområde och förekommer nästan enbart i skogsmiljöer med höga naturvärden. Den indikerar långvarig förekomst av gamla lövträd och miljöer med konstant hög luftfuktighet. I skogar med suboceaniskt klimat finns det en mycket sällsynt parasit, njurlavsknapp </w:t>
+      </w:r>
+      <w:r>
+        <w:rPr>
+          <w:i/>
+        </w:rPr>
+        <w:t>Pletocarpon nephromeum</w:t>
+      </w:r>
+      <w:r>
+        <w:t xml:space="preserve"> (EN), som växer på stuplav. Ytterligare tre sällsynta lavparasiter, </w:t>
+      </w:r>
+      <w:r>
+        <w:rPr>
+          <w:i/>
+        </w:rPr>
+        <w:t>Protounguicularia nephromatis</w:t>
+      </w:r>
+      <w:r>
+        <w:t xml:space="preserve"> (VU), </w:t>
+      </w:r>
+      <w:r>
+        <w:rPr>
+          <w:i/>
+        </w:rPr>
+        <w:t>Refractohilum galligenum</w:t>
+      </w:r>
+      <w:r>
+        <w:t xml:space="preserve"> (NT) och </w:t>
+      </w:r>
+      <w:r>
+        <w:rPr>
+          <w:i/>
+        </w:rPr>
+        <w:t>Roselliniella nephromatis</w:t>
+      </w:r>
+      <w:r>
+        <w:t xml:space="preserve"> (DD), kan också påträffas på stuplav. Stuplav är typisk art för </w:t>
+      </w:r>
+      <w:r>
+        <w:rPr>
+          <w:i/>
+        </w:rPr>
+        <w:t>9010 Taiga</w:t>
+      </w:r>
+      <w:r>
+        <w:t xml:space="preserve"> (SLU Artdatabanken, 2026; Nitare &amp; Skogsstyrelsen, 2019).</w:t>
       </w:r>
     </w:p>
     <w:p>
@@ -636,7 +830,7 @@
         <w:rPr>
           <w:i/>
         </w:rPr>
-        <w:t>I det avverkningsanmälda skogsområdet har 7 naturvårdsarter varav 5 rödlistade arter sina livsmiljöer och växtplatser.</w:t>
+        <w:t>I det avverkningsanmälda skogsområdet har 15 naturvårdsarter varav 10 rödlistade arter sina livsmiljöer och växtplatser.</w:t>
       </w:r>
     </w:p>
     <w:p>
@@ -833,7 +1027,9 @@
         <w:pStyle w:val="Title"/>
       </w:pPr>
       <w:r>
-        <w:t>BILAGA 1 – Fridlysta arter</w:t>
+        <w:t>BILAGA 1 –</w:t>
+        <w:br/>
+        <w:t>Fridlysta och rödlistade arter</w:t>
       </w:r>
     </w:p>
     <w:p>
@@ -1068,6 +1264,225 @@
       </w:r>
       <w:r>
         <w:t>SLU Artdatabanken, Uppsala.</w:t>
+      </w:r>
+    </w:p>
+    <w:p>
+      <w:pPr>
+        <w:pStyle w:val="Heading1"/>
+      </w:pPr>
+      <w:r>
+        <w:t>Lunglav – ekologi samt krav på livsmiljön</w:t>
+      </w:r>
+    </w:p>
+    <w:p>
+      <w:r>
+        <w:t xml:space="preserve">Lunglav (NT) är en av vårt lands främsta signalarter som överallt indikerar gamla lövträd, skogsbestånd med höga naturvärden och ekosystem med lång skoglig kontinuitet. Lokalt kan förekomsten vara mycket riklig men den hittas nästan enbart i gamla och ej slutavverkade skogar. Artens samtliga förekomster bör uppmärksammas från naturvårdssynpunkt, då många lokaler även hyser andra ovanliga och rödlistade arter, däribland de sällsynta lavparasiterna lunglavshårprick (CR), </w:t>
+      </w:r>
+      <w:r>
+        <w:rPr>
+          <w:i/>
+        </w:rPr>
+        <w:t>Abrothallus diederichii</w:t>
+      </w:r>
+      <w:r>
+        <w:t xml:space="preserve"> (VU), </w:t>
+      </w:r>
+      <w:r>
+        <w:rPr>
+          <w:i/>
+        </w:rPr>
+        <w:t>Abrothallus lobariae</w:t>
+      </w:r>
+      <w:r>
+        <w:t xml:space="preserve"> (VU), </w:t>
+      </w:r>
+      <w:r>
+        <w:rPr>
+          <w:i/>
+        </w:rPr>
+        <w:t>Calycina lobariae</w:t>
+      </w:r>
+      <w:r>
+        <w:t xml:space="preserve"> (VU), lunglavsknapp (VU) och skrovelmössing (VU), som växer på lunglav. Rikliga förekomster med lunglav bör skyddas med biotopskydd, frivilliga avsättningar eller reservat (SLU Artdatabanken, 2026; Nitare &amp; Skogsstyrelsen, 2019).</w:t>
+      </w:r>
+    </w:p>
+    <w:p>
+      <w:r>
+        <w:t xml:space="preserve">Lunglav är typisk art för </w:t>
+      </w:r>
+      <w:r>
+        <w:rPr>
+          <w:i/>
+        </w:rPr>
+        <w:t>9010 Taiga, 9020 Nordlig ädellövskog, 9110 Näringsfattig bokskog, 9130 Näringsrik bokskog, 9160 Näringsrik ekskog, 9180 Ädellövskog i branter, 9190 Näringsfattig ekskog, 9070 Trädklädd betesmark, 9040 Fjällbjörkskog</w:t>
+      </w:r>
+      <w:r>
+        <w:t xml:space="preserve"> och</w:t>
+      </w:r>
+      <w:r>
+        <w:rPr>
+          <w:i/>
+        </w:rPr>
+        <w:t xml:space="preserve"> 6530 Lövängar</w:t>
+      </w:r>
+      <w:r>
+        <w:t xml:space="preserve"> (SLU Artdatabanken, 2026).</w:t>
+      </w:r>
+    </w:p>
+    <w:p>
+      <w:pPr>
+        <w:pStyle w:val="Heading2"/>
+      </w:pPr>
+      <w:r>
+        <w:t>Referenser – lunglav</w:t>
+      </w:r>
+    </w:p>
+    <w:p>
+      <w:r>
+        <w:t xml:space="preserve">Nitare, J. och Skogsstyrelsen, 2019. </w:t>
+      </w:r>
+      <w:r>
+        <w:rPr>
+          <w:i/>
+        </w:rPr>
+        <w:t xml:space="preserve">Skyddsvärd skog – Naturvårdsarter och andra kriterier för naturvärdesbedömning. </w:t>
+      </w:r>
+      <w:r>
+        <w:t>Skogsstyrelsen.</w:t>
+      </w:r>
+    </w:p>
+    <w:p>
+      <w:r>
+        <w:t xml:space="preserve">SLU Artdatabanken, 2026. </w:t>
+      </w:r>
+      <w:r>
+        <w:rPr>
+          <w:i/>
+        </w:rPr>
+        <w:t xml:space="preserve">Artfaktablad. Naturvård – artfakta. </w:t>
+      </w:r>
+      <w:r>
+        <w:t>SLU Artdatabanken, Uppsala.</w:t>
+      </w:r>
+    </w:p>
+    <w:p>
+      <w:pPr>
+        <w:pStyle w:val="Heading1"/>
+      </w:pPr>
+      <w:r>
+        <w:t>Talltita – ekologi samt krav på livsmiljön</w:t>
+      </w:r>
+    </w:p>
+    <w:p>
+      <w:r>
+        <w:t>Talltita är rödlistad som NT, fridlyst och prioriterad art i Skogsvårdslagen. Den omfattas av EU:s fågeldirektiv. Arten har minskat kraftigt de senaste 30 åren och minskningstakten innevarande 10-årsperiod beräknas till 20 (10–30) % (SLU Artdatabanken, 2022).</w:t>
+      </w:r>
+    </w:p>
+    <w:p>
+      <w:r>
+        <w:t>Talltita föredrar större sammanhängande barrskogar, och finns såväl i tallskog som granskog och i lövblandad barrskog. Skogens struktur är viktig och ska helst vara flerskiktad med riklig underväxt av mindre granar, björk och andra lövträd och buskar. Tillgång på murknande högstubbar är särskilt viktig, eftersom talltitan helst själv hackar ut sitt bohål (SLU Artdatabanken, 2022).</w:t>
+      </w:r>
+    </w:p>
+    <w:p>
+      <w:r>
+        <w:t>Det finns flera studier som visar att talltita är känslig för gallring och inte överlever när dess livsmiljö kalavverkas (Eggers and Low, 2014; Griesser et al., 2007; Klein, 2020). Talltitans revir är förhållandevis stora, 10–20 hektar och arten missgynnas när skogen fragmenteras. Kalavverkning av större delar av reviret innebär att det överges (Artdatabanken, 2021).</w:t>
+      </w:r>
+    </w:p>
+    <w:p>
+      <w:r>
+        <w:t>Talltitan är synnerligen trogen sitt revir så länge paret lever och biotopen förblir intakt. Paret stannar i sitt revir året om. En förlust av ett revir har därför en stor inverkan på den lokala populationen och trakthyggesbruket anses vara orsak till den svenska populationens kraftiga minskning. Talltiteparets revirtrohet innebär att närhelst under året man observerar en adult talltita så ingår denna plats i reviret (Siffczyk et al., 2003; Ekman, 1979).</w:t>
+      </w:r>
+    </w:p>
+    <w:p>
+      <w:pPr>
+        <w:pStyle w:val="Heading2"/>
+      </w:pPr>
+      <w:r>
+        <w:t>Referenser – talltita</w:t>
+      </w:r>
+    </w:p>
+    <w:p>
+      <w:r>
+        <w:t xml:space="preserve">Eggers, S., Low, M., 2014. </w:t>
+      </w:r>
+      <w:r>
+        <w:rPr>
+          <w:i/>
+        </w:rPr>
+        <w:t xml:space="preserve">Differential demographic responses of sympatric Parids to vegetation management in boreal forest. </w:t>
+      </w:r>
+      <w:r>
+        <w:t>For. Ecol. Manage. 319, 169–175.</w:t>
+      </w:r>
+    </w:p>
+    <w:p>
+      <w:r>
+        <w:t xml:space="preserve">Ekman, J., 1979. </w:t>
+      </w:r>
+      <w:r>
+        <w:rPr>
+          <w:i/>
+        </w:rPr>
+        <w:t xml:space="preserve">Coherence, composition and territories of winter social groups of the Willow Tit Parus montanus and the Crested Tit P. cristatus. </w:t>
+      </w:r>
+      <w:r>
+        <w:t>Ornis Scandinavica, 10, pp 56–68</w:t>
+      </w:r>
+    </w:p>
+    <w:p>
+      <w:r>
+        <w:t xml:space="preserve">Griesser, M., Nystrand, M., Eggers, S., Ekman, J., 2007. </w:t>
+      </w:r>
+      <w:r>
+        <w:rPr>
+          <w:i/>
+        </w:rPr>
+        <w:t xml:space="preserve">Impact of forestry practices on fitness correlates and population productivity in an open-nesting bird species. </w:t>
+      </w:r>
+      <w:r>
+        <w:t>Conserv. Biol. 21, 767–774. https://doi.org/10.1111/j.1523- 1739.2007.00675.x</w:t>
+      </w:r>
+    </w:p>
+    <w:p>
+      <w:r>
+        <w:t xml:space="preserve">Klein, J., 2020. </w:t>
+      </w:r>
+      <w:r>
+        <w:rPr>
+          <w:i/>
+        </w:rPr>
+        <w:t xml:space="preserve">The forgotten forest – On thinning, retention, and biodiversity in the boreal forest. </w:t>
+      </w:r>
+      <w:r>
+        <w:t>Doctoral Thesis No. 2020:50</w:t>
+      </w:r>
+    </w:p>
+    <w:p>
+      <w:r>
+        <w:t xml:space="preserve">Siffczyk, C., Brotons, L., Kangas, K., Orell, M., 2003. </w:t>
+      </w:r>
+      <w:r>
+        <w:rPr>
+          <w:i/>
+        </w:rPr>
+        <w:t xml:space="preserve">Home range size of willow tits. </w:t>
+      </w:r>
+      <w:r>
+        <w:t>Oecologica, 136, 635–642 (2003)</w:t>
+      </w:r>
+    </w:p>
+    <w:p>
+      <w:r>
+        <w:t xml:space="preserve">SLU Artdatabanken, 2021. </w:t>
+      </w:r>
+      <w:r>
+        <w:rPr>
+          <w:i/>
+        </w:rPr>
+        <w:t xml:space="preserve">Artfaktablad. Naturvård – artfakta. </w:t>
+      </w:r>
+      <w:r>
+        <w:t>SLU Artdatabanken, Uppsala</w:t>
       </w:r>
     </w:p>
     <w:p>
@@ -1471,7 +1886,7 @@
     <w:r>
       <w:tab/>
       <w:tab/>
-      <w:t>2026-07-20</w:t>
+      <w:t>2026-07-21</w:t>
       <w:br/>
       <w:br/>
     </w:r>

--- a/klagomål/A 27584-2026 FSC-klagomål.docx
+++ b/klagomål/A 27584-2026 FSC-klagomål.docx
@@ -1886,7 +1886,7 @@
     <w:r>
       <w:tab/>
       <w:tab/>
-      <w:t>2026-07-21</w:t>
+      <w:t>2026-07-22</w:t>
       <w:br/>
       <w:br/>
     </w:r>

--- a/klagomål/A 27584-2026 FSC-klagomål.docx
+++ b/klagomål/A 27584-2026 FSC-klagomål.docx
@@ -1886,7 +1886,7 @@
     <w:r>
       <w:tab/>
       <w:tab/>
-      <w:t>2026-07-22</w:t>
+      <w:t>2026-07-23</w:t>
       <w:br/>
       <w:br/>
     </w:r>

--- a/klagomål/A 27584-2026 FSC-klagomål.docx
+++ b/klagomål/A 27584-2026 FSC-klagomål.docx
@@ -178,7 +178,7 @@
       <w:r>
         <w:drawing>
           <wp:inline xmlns:a="http://schemas.openxmlformats.org/drawingml/2006/main" xmlns:pic="http://schemas.openxmlformats.org/drawingml/2006/picture">
-            <wp:extent cx="5486400" cy="3125928"/>
+            <wp:extent cx="5486400" cy="3235279"/>
             <wp:docPr id="1" name="Picture 1"/>
             <wp:cNvGraphicFramePr>
               <a:graphicFrameLocks noChangeAspect="1"/>
@@ -199,7 +199,7 @@
                   <pic:spPr>
                     <a:xfrm>
                       <a:off x="0" y="0"/>
-                      <a:ext cx="5486400" cy="3125928"/>
+                      <a:ext cx="5486400" cy="3235279"/>
                     </a:xfrm>
                     <a:prstGeom prst="rect"/>
                   </pic:spPr>
@@ -221,7 +221,7 @@
     </w:p>
     <w:p>
       <w:r>
-        <w:t>I och inom 23 meter från avverkningsanmälan finns fynd av 15 naturvårdsarter, varav 10 är rödlistade, 5 är fridlysta, 11 är typiska (T) och 3 är signalarter (S): garnlav (VU, T), knärot (VU, T, §8), kolflarnlav (NT, T), lunglav (NT, T), mörk kolflarnlav (NT), talltagel (NT, T), talltita (NT, §4), tretåig hackspett (NT, T, §4), ullticka (NT, T), vitgrynig nållav (NT), norrlandslav (S, T), stuplav (S, T), vedticka (S, T), spillkråka (T, §4) och revlummer (§9). Se Figur 1.</w:t>
+        <w:t>I och inom 23 meter från avverkningsanmälan finns fynd av 12 naturvårdsarter, varav 9 är rödlistade, 3 är fridlysta, 10 är typiska (T) och 2 är signalarter (S): garnlav (VU, T), knärot (VU, T, §8), kolflarnlav (NT, T), lunglav (NT, T), mörk kolflarnlav (NT), talltagel (NT, T), tretåig hackspett (NT, T, §4), ullticka (NT, T), vitgrynig nållav (NT), stuplav (S, T), vedticka (S, T) och spillkråka (T, §4). Se Figur 1.</w:t>
       </w:r>
     </w:p>
     <w:p>
@@ -488,17 +488,6 @@
         <w:rPr>
           <w:b/>
         </w:rPr>
-        <w:t>Talltita (NT, §4)</w:t>
-      </w:r>
-      <w:r>
-        <w:t>, rödlistad som nära hotad och prioriterad art i Skogsvårdslagen, har häckningsrevir i anmälan. Arten har minskat kraftigt de senaste 30 åren och minskningstakten innevarande 10-årsperiod beräknas till 20 (10–30) %. Talltitan är synnerligen trogen sitt cirka 15 hektar stora revir och är beroende av flerskiktade olikåldriga skogar för att kunna föda upp sina ungar. Talltitan försvinner om dess livsmiljö kalavverkas (Eggers &amp; Low, 2014; Ekman, 1979; Griesser et al, 2007; Klein, 2020; Siffczyk et al, 2003; SLU Artdatabanken, 2021).</w:t>
-      </w:r>
-    </w:p>
-    <w:p>
-      <w:r>
-        <w:rPr>
-          <w:b/>
-        </w:rPr>
         <w:t>Tretåig hackspett (NT, §4)</w:t>
       </w:r>
       <w:r>
@@ -588,35 +577,6 @@
       </w:r>
       <w:r>
         <w:t xml:space="preserve"> växer nästan uteslutande på bark av gamla, senvuxna granar i skuggiga lägen med hög och jämn luftfuktighet. Den vanligaste naturtypen för arten är kontinuitetsskogar på frisk mark men den finns också i sumpgranskogar. På lång sikt utgör avverkningar av olikåldriga granskogar av naturskogskaraktär ett allvarligt hot mot arten och skogsbruksåtgärder på eller i närheten av växtplatserna bör undvikas. Naturskogsartade, fuktiga granskogar med förekomster av arten signalerar höga biologiska värden och bör bevaras (SLU Artdatabanken, 2024; Nitare &amp; Skogsstyrelsen, 2019).</w:t>
-      </w:r>
-    </w:p>
-    <w:p>
-      <w:r>
-        <w:rPr>
-          <w:b/>
-        </w:rPr>
-        <w:t xml:space="preserve">Norrlandslav </w:t>
-      </w:r>
-      <w:r>
-        <w:t xml:space="preserve">indikerar söder om den naturliga norrlandsgränsen barrskogsbeklädda bergbranter eller andra ostörda skogsmiljöer med höga naturvärden. Norrlandslav är typisk art för </w:t>
-      </w:r>
-      <w:r>
-        <w:rPr>
-          <w:i/>
-        </w:rPr>
-        <w:t xml:space="preserve">9010 Taiga, 8110 Silikatrasmarker </w:t>
-      </w:r>
-      <w:r>
-        <w:t>och</w:t>
-      </w:r>
-      <w:r>
-        <w:rPr>
-          <w:i/>
-        </w:rPr>
-        <w:t xml:space="preserve"> 8120 Kalkrasmarker </w:t>
-      </w:r>
-      <w:r>
-        <w:t>(Nitare &amp; Skogsstyrelsen, 2000; SLU Artdatabanken, 2025).</w:t>
       </w:r>
     </w:p>
     <w:p>
@@ -830,7 +790,7 @@
         <w:rPr>
           <w:i/>
         </w:rPr>
-        <w:t>I det avverkningsanmälda skogsområdet har 15 naturvårdsarter varav 10 rödlistade arter sina livsmiljöer och växtplatser.</w:t>
+        <w:t>I det avverkningsanmälda skogsområdet har 12 naturvårdsarter varav 9 rödlistade arter sina livsmiljöer och växtplatser.</w:t>
       </w:r>
     </w:p>
     <w:p>
@@ -1363,126 +1323,6 @@
       </w:r>
       <w:r>
         <w:t>SLU Artdatabanken, Uppsala.</w:t>
-      </w:r>
-    </w:p>
-    <w:p>
-      <w:pPr>
-        <w:pStyle w:val="Heading1"/>
-      </w:pPr>
-      <w:r>
-        <w:t>Talltita – ekologi samt krav på livsmiljön</w:t>
-      </w:r>
-    </w:p>
-    <w:p>
-      <w:r>
-        <w:t>Talltita är rödlistad som NT, fridlyst och prioriterad art i Skogsvårdslagen. Den omfattas av EU:s fågeldirektiv. Arten har minskat kraftigt de senaste 30 åren och minskningstakten innevarande 10-årsperiod beräknas till 20 (10–30) % (SLU Artdatabanken, 2022).</w:t>
-      </w:r>
-    </w:p>
-    <w:p>
-      <w:r>
-        <w:t>Talltita föredrar större sammanhängande barrskogar, och finns såväl i tallskog som granskog och i lövblandad barrskog. Skogens struktur är viktig och ska helst vara flerskiktad med riklig underväxt av mindre granar, björk och andra lövträd och buskar. Tillgång på murknande högstubbar är särskilt viktig, eftersom talltitan helst själv hackar ut sitt bohål (SLU Artdatabanken, 2022).</w:t>
-      </w:r>
-    </w:p>
-    <w:p>
-      <w:r>
-        <w:t>Det finns flera studier som visar att talltita är känslig för gallring och inte överlever när dess livsmiljö kalavverkas (Eggers and Low, 2014; Griesser et al., 2007; Klein, 2020). Talltitans revir är förhållandevis stora, 10–20 hektar och arten missgynnas när skogen fragmenteras. Kalavverkning av större delar av reviret innebär att det överges (Artdatabanken, 2021).</w:t>
-      </w:r>
-    </w:p>
-    <w:p>
-      <w:r>
-        <w:t>Talltitan är synnerligen trogen sitt revir så länge paret lever och biotopen förblir intakt. Paret stannar i sitt revir året om. En förlust av ett revir har därför en stor inverkan på den lokala populationen och trakthyggesbruket anses vara orsak till den svenska populationens kraftiga minskning. Talltiteparets revirtrohet innebär att närhelst under året man observerar en adult talltita så ingår denna plats i reviret (Siffczyk et al., 2003; Ekman, 1979).</w:t>
-      </w:r>
-    </w:p>
-    <w:p>
-      <w:pPr>
-        <w:pStyle w:val="Heading2"/>
-      </w:pPr>
-      <w:r>
-        <w:t>Referenser – talltita</w:t>
-      </w:r>
-    </w:p>
-    <w:p>
-      <w:r>
-        <w:t xml:space="preserve">Eggers, S., Low, M., 2014. </w:t>
-      </w:r>
-      <w:r>
-        <w:rPr>
-          <w:i/>
-        </w:rPr>
-        <w:t xml:space="preserve">Differential demographic responses of sympatric Parids to vegetation management in boreal forest. </w:t>
-      </w:r>
-      <w:r>
-        <w:t>For. Ecol. Manage. 319, 169–175.</w:t>
-      </w:r>
-    </w:p>
-    <w:p>
-      <w:r>
-        <w:t xml:space="preserve">Ekman, J., 1979. </w:t>
-      </w:r>
-      <w:r>
-        <w:rPr>
-          <w:i/>
-        </w:rPr>
-        <w:t xml:space="preserve">Coherence, composition and territories of winter social groups of the Willow Tit Parus montanus and the Crested Tit P. cristatus. </w:t>
-      </w:r>
-      <w:r>
-        <w:t>Ornis Scandinavica, 10, pp 56–68</w:t>
-      </w:r>
-    </w:p>
-    <w:p>
-      <w:r>
-        <w:t xml:space="preserve">Griesser, M., Nystrand, M., Eggers, S., Ekman, J., 2007. </w:t>
-      </w:r>
-      <w:r>
-        <w:rPr>
-          <w:i/>
-        </w:rPr>
-        <w:t xml:space="preserve">Impact of forestry practices on fitness correlates and population productivity in an open-nesting bird species. </w:t>
-      </w:r>
-      <w:r>
-        <w:t>Conserv. Biol. 21, 767–774. https://doi.org/10.1111/j.1523- 1739.2007.00675.x</w:t>
-      </w:r>
-    </w:p>
-    <w:p>
-      <w:r>
-        <w:t xml:space="preserve">Klein, J., 2020. </w:t>
-      </w:r>
-      <w:r>
-        <w:rPr>
-          <w:i/>
-        </w:rPr>
-        <w:t xml:space="preserve">The forgotten forest – On thinning, retention, and biodiversity in the boreal forest. </w:t>
-      </w:r>
-      <w:r>
-        <w:t>Doctoral Thesis No. 2020:50</w:t>
-      </w:r>
-    </w:p>
-    <w:p>
-      <w:r>
-        <w:t xml:space="preserve">Siffczyk, C., Brotons, L., Kangas, K., Orell, M., 2003. </w:t>
-      </w:r>
-      <w:r>
-        <w:rPr>
-          <w:i/>
-        </w:rPr>
-        <w:t xml:space="preserve">Home range size of willow tits. </w:t>
-      </w:r>
-      <w:r>
-        <w:t>Oecologica, 136, 635–642 (2003)</w:t>
-      </w:r>
-    </w:p>
-    <w:p>
-      <w:r>
-        <w:t xml:space="preserve">SLU Artdatabanken, 2021. </w:t>
-      </w:r>
-      <w:r>
-        <w:rPr>
-          <w:i/>
-        </w:rPr>
-        <w:t xml:space="preserve">Artfaktablad. Naturvård – artfakta. </w:t>
-      </w:r>
-      <w:r>
-        <w:t>SLU Artdatabanken, Uppsala</w:t>
       </w:r>
     </w:p>
     <w:p>
@@ -1886,7 +1726,7 @@
     <w:r>
       <w:tab/>
       <w:tab/>
-      <w:t>2026-07-23</w:t>
+      <w:t>2026-07-24</w:t>
       <w:br/>
       <w:br/>
     </w:r>

--- a/klagomål/A 27584-2026 FSC-klagomål.docx
+++ b/klagomål/A 27584-2026 FSC-klagomål.docx
@@ -1726,7 +1726,7 @@
     <w:r>
       <w:tab/>
       <w:tab/>
-      <w:t>2026-07-24</w:t>
+      <w:t>2026-07-25</w:t>
       <w:br/>
       <w:br/>
     </w:r>

--- a/klagomål/A 27584-2026 FSC-klagomål.docx
+++ b/klagomål/A 27584-2026 FSC-klagomål.docx
@@ -178,7 +178,7 @@
       <w:r>
         <w:drawing>
           <wp:inline xmlns:a="http://schemas.openxmlformats.org/drawingml/2006/main" xmlns:pic="http://schemas.openxmlformats.org/drawingml/2006/picture">
-            <wp:extent cx="5486400" cy="3235279"/>
+            <wp:extent cx="5486400" cy="3125928"/>
             <wp:docPr id="1" name="Picture 1"/>
             <wp:cNvGraphicFramePr>
               <a:graphicFrameLocks noChangeAspect="1"/>
@@ -199,7 +199,7 @@
                   <pic:spPr>
                     <a:xfrm>
                       <a:off x="0" y="0"/>
-                      <a:ext cx="5486400" cy="3235279"/>
+                      <a:ext cx="5486400" cy="3125928"/>
                     </a:xfrm>
                     <a:prstGeom prst="rect"/>
                   </pic:spPr>
@@ -221,7 +221,7 @@
     </w:p>
     <w:p>
       <w:r>
-        <w:t>I och inom 23 meter från avverkningsanmälan finns fynd av 12 naturvårdsarter, varav 9 är rödlistade, 3 är fridlysta, 10 är typiska (T) och 2 är signalarter (S): garnlav (VU, T), knärot (VU, T, §8), kolflarnlav (NT, T), lunglav (NT, T), mörk kolflarnlav (NT), talltagel (NT, T), tretåig hackspett (NT, T, §4), ullticka (NT, T), vitgrynig nållav (NT), stuplav (S, T), vedticka (S, T) och spillkråka (T, §4). Se Figur 1.</w:t>
+        <w:t>I och inom 23 meter från avverkningsanmälan finns fynd av 15 naturvårdsarter, varav 10 är rödlistade, 5 är fridlysta, 11 är typiska (T) och 3 är signalarter (S): garnlav (VU, T), knärot (VU, T, §8), kolflarnlav (NT, T), lunglav (NT, T), mörk kolflarnlav (NT), talltagel (NT, T), talltita (NT, §4), tretåig hackspett (NT, T, §4), ullticka (NT, T), vitgrynig nållav (NT), norrlandslav (S, T), stuplav (S, T), vedticka (S, T), spillkråka (T, §4) och revlummer (§9). Se Figur 1.</w:t>
       </w:r>
     </w:p>
     <w:p>
@@ -488,6 +488,17 @@
         <w:rPr>
           <w:b/>
         </w:rPr>
+        <w:t>Talltita (NT, §4)</w:t>
+      </w:r>
+      <w:r>
+        <w:t>, rödlistad som nära hotad och prioriterad art i Skogsvårdslagen, har häckningsrevir i anmälan. Arten har minskat kraftigt de senaste 30 åren och minskningstakten innevarande 10-årsperiod beräknas till 20 (10–30) %. Talltitan är synnerligen trogen sitt cirka 15 hektar stora revir och är beroende av flerskiktade olikåldriga skogar för att kunna föda upp sina ungar. Talltitan försvinner om dess livsmiljö kalavverkas (Eggers &amp; Low, 2014; Ekman, 1979; Griesser et al, 2007; Klein, 2020; Siffczyk et al, 2003; SLU Artdatabanken, 2021).</w:t>
+      </w:r>
+    </w:p>
+    <w:p>
+      <w:r>
+        <w:rPr>
+          <w:b/>
+        </w:rPr>
         <w:t>Tretåig hackspett (NT, §4)</w:t>
       </w:r>
       <w:r>
@@ -577,6 +588,35 @@
       </w:r>
       <w:r>
         <w:t xml:space="preserve"> växer nästan uteslutande på bark av gamla, senvuxna granar i skuggiga lägen med hög och jämn luftfuktighet. Den vanligaste naturtypen för arten är kontinuitetsskogar på frisk mark men den finns också i sumpgranskogar. På lång sikt utgör avverkningar av olikåldriga granskogar av naturskogskaraktär ett allvarligt hot mot arten och skogsbruksåtgärder på eller i närheten av växtplatserna bör undvikas. Naturskogsartade, fuktiga granskogar med förekomster av arten signalerar höga biologiska värden och bör bevaras (SLU Artdatabanken, 2024; Nitare &amp; Skogsstyrelsen, 2019).</w:t>
+      </w:r>
+    </w:p>
+    <w:p>
+      <w:r>
+        <w:rPr>
+          <w:b/>
+        </w:rPr>
+        <w:t xml:space="preserve">Norrlandslav </w:t>
+      </w:r>
+      <w:r>
+        <w:t xml:space="preserve">indikerar söder om den naturliga norrlandsgränsen barrskogsbeklädda bergbranter eller andra ostörda skogsmiljöer med höga naturvärden. Norrlandslav är typisk art för </w:t>
+      </w:r>
+      <w:r>
+        <w:rPr>
+          <w:i/>
+        </w:rPr>
+        <w:t xml:space="preserve">9010 Taiga, 8110 Silikatrasmarker </w:t>
+      </w:r>
+      <w:r>
+        <w:t>och</w:t>
+      </w:r>
+      <w:r>
+        <w:rPr>
+          <w:i/>
+        </w:rPr>
+        <w:t xml:space="preserve"> 8120 Kalkrasmarker </w:t>
+      </w:r>
+      <w:r>
+        <w:t>(Nitare &amp; Skogsstyrelsen, 2000; SLU Artdatabanken, 2025).</w:t>
       </w:r>
     </w:p>
     <w:p>
@@ -790,7 +830,7 @@
         <w:rPr>
           <w:i/>
         </w:rPr>
-        <w:t>I det avverkningsanmälda skogsområdet har 12 naturvårdsarter varav 9 rödlistade arter sina livsmiljöer och växtplatser.</w:t>
+        <w:t>I det avverkningsanmälda skogsområdet har 15 naturvårdsarter varav 10 rödlistade arter sina livsmiljöer och växtplatser.</w:t>
       </w:r>
     </w:p>
     <w:p>
@@ -1323,6 +1363,126 @@
       </w:r>
       <w:r>
         <w:t>SLU Artdatabanken, Uppsala.</w:t>
+      </w:r>
+    </w:p>
+    <w:p>
+      <w:pPr>
+        <w:pStyle w:val="Heading1"/>
+      </w:pPr>
+      <w:r>
+        <w:t>Talltita – ekologi samt krav på livsmiljön</w:t>
+      </w:r>
+    </w:p>
+    <w:p>
+      <w:r>
+        <w:t>Talltita är rödlistad som NT, fridlyst och prioriterad art i Skogsvårdslagen. Den omfattas av EU:s fågeldirektiv. Arten har minskat kraftigt de senaste 30 åren och minskningstakten innevarande 10-årsperiod beräknas till 20 (10–30) % (SLU Artdatabanken, 2022).</w:t>
+      </w:r>
+    </w:p>
+    <w:p>
+      <w:r>
+        <w:t>Talltita föredrar större sammanhängande barrskogar, och finns såväl i tallskog som granskog och i lövblandad barrskog. Skogens struktur är viktig och ska helst vara flerskiktad med riklig underväxt av mindre granar, björk och andra lövträd och buskar. Tillgång på murknande högstubbar är särskilt viktig, eftersom talltitan helst själv hackar ut sitt bohål (SLU Artdatabanken, 2022).</w:t>
+      </w:r>
+    </w:p>
+    <w:p>
+      <w:r>
+        <w:t>Det finns flera studier som visar att talltita är känslig för gallring och inte överlever när dess livsmiljö kalavverkas (Eggers and Low, 2014; Griesser et al., 2007; Klein, 2020). Talltitans revir är förhållandevis stora, 10–20 hektar och arten missgynnas när skogen fragmenteras. Kalavverkning av större delar av reviret innebär att det överges (Artdatabanken, 2021).</w:t>
+      </w:r>
+    </w:p>
+    <w:p>
+      <w:r>
+        <w:t>Talltitan är synnerligen trogen sitt revir så länge paret lever och biotopen förblir intakt. Paret stannar i sitt revir året om. En förlust av ett revir har därför en stor inverkan på den lokala populationen och trakthyggesbruket anses vara orsak till den svenska populationens kraftiga minskning. Talltiteparets revirtrohet innebär att närhelst under året man observerar en adult talltita så ingår denna plats i reviret (Siffczyk et al., 2003; Ekman, 1979).</w:t>
+      </w:r>
+    </w:p>
+    <w:p>
+      <w:pPr>
+        <w:pStyle w:val="Heading2"/>
+      </w:pPr>
+      <w:r>
+        <w:t>Referenser – talltita</w:t>
+      </w:r>
+    </w:p>
+    <w:p>
+      <w:r>
+        <w:t xml:space="preserve">Eggers, S., Low, M., 2014. </w:t>
+      </w:r>
+      <w:r>
+        <w:rPr>
+          <w:i/>
+        </w:rPr>
+        <w:t xml:space="preserve">Differential demographic responses of sympatric Parids to vegetation management in boreal forest. </w:t>
+      </w:r>
+      <w:r>
+        <w:t>For. Ecol. Manage. 319, 169–175.</w:t>
+      </w:r>
+    </w:p>
+    <w:p>
+      <w:r>
+        <w:t xml:space="preserve">Ekman, J., 1979. </w:t>
+      </w:r>
+      <w:r>
+        <w:rPr>
+          <w:i/>
+        </w:rPr>
+        <w:t xml:space="preserve">Coherence, composition and territories of winter social groups of the Willow Tit Parus montanus and the Crested Tit P. cristatus. </w:t>
+      </w:r>
+      <w:r>
+        <w:t>Ornis Scandinavica, 10, pp 56–68</w:t>
+      </w:r>
+    </w:p>
+    <w:p>
+      <w:r>
+        <w:t xml:space="preserve">Griesser, M., Nystrand, M., Eggers, S., Ekman, J., 2007. </w:t>
+      </w:r>
+      <w:r>
+        <w:rPr>
+          <w:i/>
+        </w:rPr>
+        <w:t xml:space="preserve">Impact of forestry practices on fitness correlates and population productivity in an open-nesting bird species. </w:t>
+      </w:r>
+      <w:r>
+        <w:t>Conserv. Biol. 21, 767–774. https://doi.org/10.1111/j.1523- 1739.2007.00675.x</w:t>
+      </w:r>
+    </w:p>
+    <w:p>
+      <w:r>
+        <w:t xml:space="preserve">Klein, J., 2020. </w:t>
+      </w:r>
+      <w:r>
+        <w:rPr>
+          <w:i/>
+        </w:rPr>
+        <w:t xml:space="preserve">The forgotten forest – On thinning, retention, and biodiversity in the boreal forest. </w:t>
+      </w:r>
+      <w:r>
+        <w:t>Doctoral Thesis No. 2020:50</w:t>
+      </w:r>
+    </w:p>
+    <w:p>
+      <w:r>
+        <w:t xml:space="preserve">Siffczyk, C., Brotons, L., Kangas, K., Orell, M., 2003. </w:t>
+      </w:r>
+      <w:r>
+        <w:rPr>
+          <w:i/>
+        </w:rPr>
+        <w:t xml:space="preserve">Home range size of willow tits. </w:t>
+      </w:r>
+      <w:r>
+        <w:t>Oecologica, 136, 635–642 (2003)</w:t>
+      </w:r>
+    </w:p>
+    <w:p>
+      <w:r>
+        <w:t xml:space="preserve">SLU Artdatabanken, 2021. </w:t>
+      </w:r>
+      <w:r>
+        <w:rPr>
+          <w:i/>
+        </w:rPr>
+        <w:t xml:space="preserve">Artfaktablad. Naturvård – artfakta. </w:t>
+      </w:r>
+      <w:r>
+        <w:t>SLU Artdatabanken, Uppsala</w:t>
       </w:r>
     </w:p>
     <w:p>
@@ -1726,7 +1886,7 @@
     <w:r>
       <w:tab/>
       <w:tab/>
-      <w:t>2026-07-25</w:t>
+      <w:t>2026-07-26</w:t>
       <w:br/>
       <w:br/>
     </w:r>

--- a/klagomål/A 27584-2026 FSC-klagomål.docx
+++ b/klagomål/A 27584-2026 FSC-klagomål.docx
@@ -1886,7 +1886,7 @@
     <w:r>
       <w:tab/>
       <w:tab/>
-      <w:t>2026-07-26</w:t>
+      <w:t>2026-07-27</w:t>
       <w:br/>
       <w:br/>
     </w:r>

--- a/klagomål/A 27584-2026 FSC-klagomål.docx
+++ b/klagomål/A 27584-2026 FSC-klagomål.docx
@@ -1886,7 +1886,7 @@
     <w:r>
       <w:tab/>
       <w:tab/>
-      <w:t>2026-07-27</w:t>
+      <w:t>2026-07-28</w:t>
       <w:br/>
       <w:br/>
     </w:r>

--- a/klagomål/A 27584-2026 FSC-klagomål.docx
+++ b/klagomål/A 27584-2026 FSC-klagomål.docx
@@ -1886,7 +1886,7 @@
     <w:r>
       <w:tab/>
       <w:tab/>
-      <w:t>2026-07-28</w:t>
+      <w:t>2026-07-29</w:t>
       <w:br/>
       <w:br/>
     </w:r>

--- a/klagomål/A 27584-2026 FSC-klagomål.docx
+++ b/klagomål/A 27584-2026 FSC-klagomål.docx
@@ -1886,7 +1886,7 @@
     <w:r>
       <w:tab/>
       <w:tab/>
-      <w:t>2026-07-29</w:t>
+      <w:t>2026-07-30</w:t>
       <w:br/>
       <w:br/>
     </w:r>

--- a/klagomål/A 27584-2026 FSC-klagomål.docx
+++ b/klagomål/A 27584-2026 FSC-klagomål.docx
@@ -1886,7 +1886,7 @@
     <w:r>
       <w:tab/>
       <w:tab/>
-      <w:t>2026-07-30</w:t>
+      <w:t>2026-07-31</w:t>
       <w:br/>
       <w:br/>
     </w:r>

--- a/klagomål/A 27584-2026 FSC-klagomål.docx
+++ b/klagomål/A 27584-2026 FSC-klagomål.docx
@@ -1886,7 +1886,7 @@
     <w:r>
       <w:tab/>
       <w:tab/>
-      <w:t>2026-07-31</w:t>
+      <w:t>2026-08-01</w:t>
       <w:br/>
       <w:br/>
     </w:r>

--- a/klagomål/A 27584-2026 FSC-klagomål.docx
+++ b/klagomål/A 27584-2026 FSC-klagomål.docx
@@ -178,7 +178,7 @@
       <w:r>
         <w:drawing>
           <wp:inline xmlns:a="http://schemas.openxmlformats.org/drawingml/2006/main" xmlns:pic="http://schemas.openxmlformats.org/drawingml/2006/picture">
-            <wp:extent cx="5486400" cy="3125928"/>
+            <wp:extent cx="5486400" cy="3235279"/>
             <wp:docPr id="1" name="Picture 1"/>
             <wp:cNvGraphicFramePr>
               <a:graphicFrameLocks noChangeAspect="1"/>
@@ -199,7 +199,7 @@
                   <pic:spPr>
                     <a:xfrm>
                       <a:off x="0" y="0"/>
-                      <a:ext cx="5486400" cy="3125928"/>
+                      <a:ext cx="5486400" cy="3235279"/>
                     </a:xfrm>
                     <a:prstGeom prst="rect"/>
                   </pic:spPr>
@@ -221,7 +221,7 @@
     </w:p>
     <w:p>
       <w:r>
-        <w:t>I och inom 23 meter från avverkningsanmälan finns fynd av 15 naturvårdsarter, varav 10 är rödlistade, 5 är fridlysta, 11 är typiska (T) och 3 är signalarter (S): garnlav (VU, T), knärot (VU, T, §8), kolflarnlav (NT, T), lunglav (NT, T), mörk kolflarnlav (NT), talltagel (NT, T), talltita (NT, §4), tretåig hackspett (NT, T, §4), ullticka (NT, T), vitgrynig nållav (NT), norrlandslav (S, T), stuplav (S, T), vedticka (S, T), spillkråka (T, §4) och revlummer (§9). Se Figur 1.</w:t>
+        <w:t>I och inom 23 meter från avverkningsanmälan finns fynd av 12 naturvårdsarter, varav 9 är rödlistade, 3 är fridlysta, 10 är typiska (T) och 2 är signalarter (S): garnlav (VU, T), knärot (VU, T, §8), kolflarnlav (NT, T), lunglav (NT, T), mörk kolflarnlav (NT), talltagel (NT, T), tretåig hackspett (NT, T, §4), ullticka (NT, T), vitgrynig nållav (NT), stuplav (S, T), vedticka (S, T) och spillkråka (T, §4). Se Figur 1.</w:t>
       </w:r>
     </w:p>
     <w:p>
@@ -488,17 +488,6 @@
         <w:rPr>
           <w:b/>
         </w:rPr>
-        <w:t>Talltita (NT, §4)</w:t>
-      </w:r>
-      <w:r>
-        <w:t>, rödlistad som nära hotad och prioriterad art i Skogsvårdslagen, har häckningsrevir i anmälan. Arten har minskat kraftigt de senaste 30 åren och minskningstakten innevarande 10-årsperiod beräknas till 20 (10–30) %. Talltitan är synnerligen trogen sitt cirka 15 hektar stora revir och är beroende av flerskiktade olikåldriga skogar för att kunna föda upp sina ungar. Talltitan försvinner om dess livsmiljö kalavverkas (Eggers &amp; Low, 2014; Ekman, 1979; Griesser et al, 2007; Klein, 2020; Siffczyk et al, 2003; SLU Artdatabanken, 2021).</w:t>
-      </w:r>
-    </w:p>
-    <w:p>
-      <w:r>
-        <w:rPr>
-          <w:b/>
-        </w:rPr>
         <w:t>Tretåig hackspett (NT, §4)</w:t>
       </w:r>
       <w:r>
@@ -588,35 +577,6 @@
       </w:r>
       <w:r>
         <w:t xml:space="preserve"> växer nästan uteslutande på bark av gamla, senvuxna granar i skuggiga lägen med hög och jämn luftfuktighet. Den vanligaste naturtypen för arten är kontinuitetsskogar på frisk mark men den finns också i sumpgranskogar. På lång sikt utgör avverkningar av olikåldriga granskogar av naturskogskaraktär ett allvarligt hot mot arten och skogsbruksåtgärder på eller i närheten av växtplatserna bör undvikas. Naturskogsartade, fuktiga granskogar med förekomster av arten signalerar höga biologiska värden och bör bevaras (SLU Artdatabanken, 2024; Nitare &amp; Skogsstyrelsen, 2019).</w:t>
-      </w:r>
-    </w:p>
-    <w:p>
-      <w:r>
-        <w:rPr>
-          <w:b/>
-        </w:rPr>
-        <w:t xml:space="preserve">Norrlandslav </w:t>
-      </w:r>
-      <w:r>
-        <w:t xml:space="preserve">indikerar söder om den naturliga norrlandsgränsen barrskogsbeklädda bergbranter eller andra ostörda skogsmiljöer med höga naturvärden. Norrlandslav är typisk art för </w:t>
-      </w:r>
-      <w:r>
-        <w:rPr>
-          <w:i/>
-        </w:rPr>
-        <w:t xml:space="preserve">9010 Taiga, 8110 Silikatrasmarker </w:t>
-      </w:r>
-      <w:r>
-        <w:t>och</w:t>
-      </w:r>
-      <w:r>
-        <w:rPr>
-          <w:i/>
-        </w:rPr>
-        <w:t xml:space="preserve"> 8120 Kalkrasmarker </w:t>
-      </w:r>
-      <w:r>
-        <w:t>(Nitare &amp; Skogsstyrelsen, 2000; SLU Artdatabanken, 2025).</w:t>
       </w:r>
     </w:p>
     <w:p>
@@ -830,7 +790,7 @@
         <w:rPr>
           <w:i/>
         </w:rPr>
-        <w:t>I det avverkningsanmälda skogsområdet har 15 naturvårdsarter varav 10 rödlistade arter sina livsmiljöer och växtplatser.</w:t>
+        <w:t>I det avverkningsanmälda skogsområdet har 12 naturvårdsarter varav 9 rödlistade arter sina livsmiljöer och växtplatser.</w:t>
       </w:r>
     </w:p>
     <w:p>
@@ -1363,126 +1323,6 @@
       </w:r>
       <w:r>
         <w:t>SLU Artdatabanken, Uppsala.</w:t>
-      </w:r>
-    </w:p>
-    <w:p>
-      <w:pPr>
-        <w:pStyle w:val="Heading1"/>
-      </w:pPr>
-      <w:r>
-        <w:t>Talltita – ekologi samt krav på livsmiljön</w:t>
-      </w:r>
-    </w:p>
-    <w:p>
-      <w:r>
-        <w:t>Talltita är rödlistad som NT, fridlyst och prioriterad art i Skogsvårdslagen. Den omfattas av EU:s fågeldirektiv. Arten har minskat kraftigt de senaste 30 åren och minskningstakten innevarande 10-årsperiod beräknas till 20 (10–30) % (SLU Artdatabanken, 2022).</w:t>
-      </w:r>
-    </w:p>
-    <w:p>
-      <w:r>
-        <w:t>Talltita föredrar större sammanhängande barrskogar, och finns såväl i tallskog som granskog och i lövblandad barrskog. Skogens struktur är viktig och ska helst vara flerskiktad med riklig underväxt av mindre granar, björk och andra lövträd och buskar. Tillgång på murknande högstubbar är särskilt viktig, eftersom talltitan helst själv hackar ut sitt bohål (SLU Artdatabanken, 2022).</w:t>
-      </w:r>
-    </w:p>
-    <w:p>
-      <w:r>
-        <w:t>Det finns flera studier som visar att talltita är känslig för gallring och inte överlever när dess livsmiljö kalavverkas (Eggers and Low, 2014; Griesser et al., 2007; Klein, 2020). Talltitans revir är förhållandevis stora, 10–20 hektar och arten missgynnas när skogen fragmenteras. Kalavverkning av större delar av reviret innebär att det överges (Artdatabanken, 2021).</w:t>
-      </w:r>
-    </w:p>
-    <w:p>
-      <w:r>
-        <w:t>Talltitan är synnerligen trogen sitt revir så länge paret lever och biotopen förblir intakt. Paret stannar i sitt revir året om. En förlust av ett revir har därför en stor inverkan på den lokala populationen och trakthyggesbruket anses vara orsak till den svenska populationens kraftiga minskning. Talltiteparets revirtrohet innebär att närhelst under året man observerar en adult talltita så ingår denna plats i reviret (Siffczyk et al., 2003; Ekman, 1979).</w:t>
-      </w:r>
-    </w:p>
-    <w:p>
-      <w:pPr>
-        <w:pStyle w:val="Heading2"/>
-      </w:pPr>
-      <w:r>
-        <w:t>Referenser – talltita</w:t>
-      </w:r>
-    </w:p>
-    <w:p>
-      <w:r>
-        <w:t xml:space="preserve">Eggers, S., Low, M., 2014. </w:t>
-      </w:r>
-      <w:r>
-        <w:rPr>
-          <w:i/>
-        </w:rPr>
-        <w:t xml:space="preserve">Differential demographic responses of sympatric Parids to vegetation management in boreal forest. </w:t>
-      </w:r>
-      <w:r>
-        <w:t>For. Ecol. Manage. 319, 169–175.</w:t>
-      </w:r>
-    </w:p>
-    <w:p>
-      <w:r>
-        <w:t xml:space="preserve">Ekman, J., 1979. </w:t>
-      </w:r>
-      <w:r>
-        <w:rPr>
-          <w:i/>
-        </w:rPr>
-        <w:t xml:space="preserve">Coherence, composition and territories of winter social groups of the Willow Tit Parus montanus and the Crested Tit P. cristatus. </w:t>
-      </w:r>
-      <w:r>
-        <w:t>Ornis Scandinavica, 10, pp 56–68</w:t>
-      </w:r>
-    </w:p>
-    <w:p>
-      <w:r>
-        <w:t xml:space="preserve">Griesser, M., Nystrand, M., Eggers, S., Ekman, J., 2007. </w:t>
-      </w:r>
-      <w:r>
-        <w:rPr>
-          <w:i/>
-        </w:rPr>
-        <w:t xml:space="preserve">Impact of forestry practices on fitness correlates and population productivity in an open-nesting bird species. </w:t>
-      </w:r>
-      <w:r>
-        <w:t>Conserv. Biol. 21, 767–774. https://doi.org/10.1111/j.1523- 1739.2007.00675.x</w:t>
-      </w:r>
-    </w:p>
-    <w:p>
-      <w:r>
-        <w:t xml:space="preserve">Klein, J., 2020. </w:t>
-      </w:r>
-      <w:r>
-        <w:rPr>
-          <w:i/>
-        </w:rPr>
-        <w:t xml:space="preserve">The forgotten forest – On thinning, retention, and biodiversity in the boreal forest. </w:t>
-      </w:r>
-      <w:r>
-        <w:t>Doctoral Thesis No. 2020:50</w:t>
-      </w:r>
-    </w:p>
-    <w:p>
-      <w:r>
-        <w:t xml:space="preserve">Siffczyk, C., Brotons, L., Kangas, K., Orell, M., 2003. </w:t>
-      </w:r>
-      <w:r>
-        <w:rPr>
-          <w:i/>
-        </w:rPr>
-        <w:t xml:space="preserve">Home range size of willow tits. </w:t>
-      </w:r>
-      <w:r>
-        <w:t>Oecologica, 136, 635–642 (2003)</w:t>
-      </w:r>
-    </w:p>
-    <w:p>
-      <w:r>
-        <w:t xml:space="preserve">SLU Artdatabanken, 2021. </w:t>
-      </w:r>
-      <w:r>
-        <w:rPr>
-          <w:i/>
-        </w:rPr>
-        <w:t xml:space="preserve">Artfaktablad. Naturvård – artfakta. </w:t>
-      </w:r>
-      <w:r>
-        <w:t>SLU Artdatabanken, Uppsala</w:t>
       </w:r>
     </w:p>
     <w:p>
@@ -1886,7 +1726,7 @@
     <w:r>
       <w:tab/>
       <w:tab/>
-      <w:t>2026-08-01</w:t>
+      <w:t>2026-08-02</w:t>
       <w:br/>
       <w:br/>
     </w:r>

--- a/klagomål/A 27584-2026 FSC-klagomål.docx
+++ b/klagomål/A 27584-2026 FSC-klagomål.docx
@@ -1726,7 +1726,7 @@
     <w:r>
       <w:tab/>
       <w:tab/>
-      <w:t>2026-08-02</w:t>
+      <w:t>2026-08-03</w:t>
       <w:br/>
       <w:br/>
     </w:r>

--- a/klagomål/A 27584-2026 FSC-klagomål.docx
+++ b/klagomål/A 27584-2026 FSC-klagomål.docx
@@ -178,7 +178,7 @@
       <w:r>
         <w:drawing>
           <wp:inline xmlns:a="http://schemas.openxmlformats.org/drawingml/2006/main" xmlns:pic="http://schemas.openxmlformats.org/drawingml/2006/picture">
-            <wp:extent cx="5486400" cy="3235279"/>
+            <wp:extent cx="5486400" cy="3125928"/>
             <wp:docPr id="1" name="Picture 1"/>
             <wp:cNvGraphicFramePr>
               <a:graphicFrameLocks noChangeAspect="1"/>
@@ -199,7 +199,7 @@
                   <pic:spPr>
                     <a:xfrm>
                       <a:off x="0" y="0"/>
-                      <a:ext cx="5486400" cy="3235279"/>
+                      <a:ext cx="5486400" cy="3125928"/>
                     </a:xfrm>
                     <a:prstGeom prst="rect"/>
                   </pic:spPr>
@@ -221,7 +221,7 @@
     </w:p>
     <w:p>
       <w:r>
-        <w:t>I och inom 23 meter från avverkningsanmälan finns fynd av 12 naturvårdsarter, varav 9 är rödlistade, 3 är fridlysta, 10 är typiska (T) och 2 är signalarter (S): garnlav (VU, T), knärot (VU, T, §8), kolflarnlav (NT, T), lunglav (NT, T), mörk kolflarnlav (NT), talltagel (NT, T), tretåig hackspett (NT, T, §4), ullticka (NT, T), vitgrynig nållav (NT), stuplav (S, T), vedticka (S, T) och spillkråka (T, §4). Se Figur 1.</w:t>
+        <w:t>I och inom 23 meter från avverkningsanmälan finns fynd av 15 naturvårdsarter, varav 10 är rödlistade, 5 är fridlysta, 11 är typiska (T) och 3 är signalarter (S): garnlav (VU, T), knärot (VU, T, §8), kolflarnlav (NT, T), lunglav (NT, T), mörk kolflarnlav (NT), talltagel (NT, T), talltita (NT, §4), tretåig hackspett (NT, T, §4), ullticka (NT, T), vitgrynig nållav (NT), norrlandslav (S, T), stuplav (S, T), vedticka (S, T), spillkråka (T, §4) och revlummer (§9). Se Figur 1.</w:t>
       </w:r>
     </w:p>
     <w:p>
@@ -488,6 +488,17 @@
         <w:rPr>
           <w:b/>
         </w:rPr>
+        <w:t>Talltita (NT, §4)</w:t>
+      </w:r>
+      <w:r>
+        <w:t>, rödlistad som nära hotad och prioriterad art i Skogsvårdslagen, har häckningsrevir i anmälan. Arten har minskat kraftigt de senaste 30 åren och minskningstakten innevarande 10-årsperiod beräknas till 20 (10–30) %. Talltitan är synnerligen trogen sitt cirka 15 hektar stora revir och är beroende av flerskiktade olikåldriga skogar för att kunna föda upp sina ungar. Talltitan försvinner om dess livsmiljö kalavverkas (Eggers &amp; Low, 2014; Ekman, 1979; Griesser et al, 2007; Klein, 2020; Siffczyk et al, 2003; SLU Artdatabanken, 2021).</w:t>
+      </w:r>
+    </w:p>
+    <w:p>
+      <w:r>
+        <w:rPr>
+          <w:b/>
+        </w:rPr>
         <w:t>Tretåig hackspett (NT, §4)</w:t>
       </w:r>
       <w:r>
@@ -577,6 +588,35 @@
       </w:r>
       <w:r>
         <w:t xml:space="preserve"> växer nästan uteslutande på bark av gamla, senvuxna granar i skuggiga lägen med hög och jämn luftfuktighet. Den vanligaste naturtypen för arten är kontinuitetsskogar på frisk mark men den finns också i sumpgranskogar. På lång sikt utgör avverkningar av olikåldriga granskogar av naturskogskaraktär ett allvarligt hot mot arten och skogsbruksåtgärder på eller i närheten av växtplatserna bör undvikas. Naturskogsartade, fuktiga granskogar med förekomster av arten signalerar höga biologiska värden och bör bevaras (SLU Artdatabanken, 2024; Nitare &amp; Skogsstyrelsen, 2019).</w:t>
+      </w:r>
+    </w:p>
+    <w:p>
+      <w:r>
+        <w:rPr>
+          <w:b/>
+        </w:rPr>
+        <w:t xml:space="preserve">Norrlandslav </w:t>
+      </w:r>
+      <w:r>
+        <w:t xml:space="preserve">indikerar söder om den naturliga norrlandsgränsen barrskogsbeklädda bergbranter eller andra ostörda skogsmiljöer med höga naturvärden. Norrlandslav är typisk art för </w:t>
+      </w:r>
+      <w:r>
+        <w:rPr>
+          <w:i/>
+        </w:rPr>
+        <w:t xml:space="preserve">9010 Taiga, 8110 Silikatrasmarker </w:t>
+      </w:r>
+      <w:r>
+        <w:t>och</w:t>
+      </w:r>
+      <w:r>
+        <w:rPr>
+          <w:i/>
+        </w:rPr>
+        <w:t xml:space="preserve"> 8120 Kalkrasmarker </w:t>
+      </w:r>
+      <w:r>
+        <w:t>(Nitare &amp; Skogsstyrelsen, 2000; SLU Artdatabanken, 2025).</w:t>
       </w:r>
     </w:p>
     <w:p>
@@ -790,7 +830,7 @@
         <w:rPr>
           <w:i/>
         </w:rPr>
-        <w:t>I det avverkningsanmälda skogsområdet har 12 naturvårdsarter varav 9 rödlistade arter sina livsmiljöer och växtplatser.</w:t>
+        <w:t>I det avverkningsanmälda skogsområdet har 15 naturvårdsarter varav 10 rödlistade arter sina livsmiljöer och växtplatser.</w:t>
       </w:r>
     </w:p>
     <w:p>
@@ -1323,6 +1363,126 @@
       </w:r>
       <w:r>
         <w:t>SLU Artdatabanken, Uppsala.</w:t>
+      </w:r>
+    </w:p>
+    <w:p>
+      <w:pPr>
+        <w:pStyle w:val="Heading1"/>
+      </w:pPr>
+      <w:r>
+        <w:t>Talltita – ekologi samt krav på livsmiljön</w:t>
+      </w:r>
+    </w:p>
+    <w:p>
+      <w:r>
+        <w:t>Talltita är rödlistad som NT, fridlyst och prioriterad art i Skogsvårdslagen. Den omfattas av EU:s fågeldirektiv. Arten har minskat kraftigt de senaste 30 åren och minskningstakten innevarande 10-årsperiod beräknas till 20 (10–30) % (SLU Artdatabanken, 2022).</w:t>
+      </w:r>
+    </w:p>
+    <w:p>
+      <w:r>
+        <w:t>Talltita föredrar större sammanhängande barrskogar, och finns såväl i tallskog som granskog och i lövblandad barrskog. Skogens struktur är viktig och ska helst vara flerskiktad med riklig underväxt av mindre granar, björk och andra lövträd och buskar. Tillgång på murknande högstubbar är särskilt viktig, eftersom talltitan helst själv hackar ut sitt bohål (SLU Artdatabanken, 2022).</w:t>
+      </w:r>
+    </w:p>
+    <w:p>
+      <w:r>
+        <w:t>Det finns flera studier som visar att talltita är känslig för gallring och inte överlever när dess livsmiljö kalavverkas (Eggers and Low, 2014; Griesser et al., 2007; Klein, 2020). Talltitans revir är förhållandevis stora, 10–20 hektar och arten missgynnas när skogen fragmenteras. Kalavverkning av större delar av reviret innebär att det överges (Artdatabanken, 2021).</w:t>
+      </w:r>
+    </w:p>
+    <w:p>
+      <w:r>
+        <w:t>Talltitan är synnerligen trogen sitt revir så länge paret lever och biotopen förblir intakt. Paret stannar i sitt revir året om. En förlust av ett revir har därför en stor inverkan på den lokala populationen och trakthyggesbruket anses vara orsak till den svenska populationens kraftiga minskning. Talltiteparets revirtrohet innebär att närhelst under året man observerar en adult talltita så ingår denna plats i reviret (Siffczyk et al., 2003; Ekman, 1979).</w:t>
+      </w:r>
+    </w:p>
+    <w:p>
+      <w:pPr>
+        <w:pStyle w:val="Heading2"/>
+      </w:pPr>
+      <w:r>
+        <w:t>Referenser – talltita</w:t>
+      </w:r>
+    </w:p>
+    <w:p>
+      <w:r>
+        <w:t xml:space="preserve">Eggers, S., Low, M., 2014. </w:t>
+      </w:r>
+      <w:r>
+        <w:rPr>
+          <w:i/>
+        </w:rPr>
+        <w:t xml:space="preserve">Differential demographic responses of sympatric Parids to vegetation management in boreal forest. </w:t>
+      </w:r>
+      <w:r>
+        <w:t>For. Ecol. Manage. 319, 169–175.</w:t>
+      </w:r>
+    </w:p>
+    <w:p>
+      <w:r>
+        <w:t xml:space="preserve">Ekman, J., 1979. </w:t>
+      </w:r>
+      <w:r>
+        <w:rPr>
+          <w:i/>
+        </w:rPr>
+        <w:t xml:space="preserve">Coherence, composition and territories of winter social groups of the Willow Tit Parus montanus and the Crested Tit P. cristatus. </w:t>
+      </w:r>
+      <w:r>
+        <w:t>Ornis Scandinavica, 10, pp 56–68</w:t>
+      </w:r>
+    </w:p>
+    <w:p>
+      <w:r>
+        <w:t xml:space="preserve">Griesser, M., Nystrand, M., Eggers, S., Ekman, J., 2007. </w:t>
+      </w:r>
+      <w:r>
+        <w:rPr>
+          <w:i/>
+        </w:rPr>
+        <w:t xml:space="preserve">Impact of forestry practices on fitness correlates and population productivity in an open-nesting bird species. </w:t>
+      </w:r>
+      <w:r>
+        <w:t>Conserv. Biol. 21, 767–774. https://doi.org/10.1111/j.1523- 1739.2007.00675.x</w:t>
+      </w:r>
+    </w:p>
+    <w:p>
+      <w:r>
+        <w:t xml:space="preserve">Klein, J., 2020. </w:t>
+      </w:r>
+      <w:r>
+        <w:rPr>
+          <w:i/>
+        </w:rPr>
+        <w:t xml:space="preserve">The forgotten forest – On thinning, retention, and biodiversity in the boreal forest. </w:t>
+      </w:r>
+      <w:r>
+        <w:t>Doctoral Thesis No. 2020:50</w:t>
+      </w:r>
+    </w:p>
+    <w:p>
+      <w:r>
+        <w:t xml:space="preserve">Siffczyk, C., Brotons, L., Kangas, K., Orell, M., 2003. </w:t>
+      </w:r>
+      <w:r>
+        <w:rPr>
+          <w:i/>
+        </w:rPr>
+        <w:t xml:space="preserve">Home range size of willow tits. </w:t>
+      </w:r>
+      <w:r>
+        <w:t>Oecologica, 136, 635–642 (2003)</w:t>
+      </w:r>
+    </w:p>
+    <w:p>
+      <w:r>
+        <w:t xml:space="preserve">SLU Artdatabanken, 2021. </w:t>
+      </w:r>
+      <w:r>
+        <w:rPr>
+          <w:i/>
+        </w:rPr>
+        <w:t xml:space="preserve">Artfaktablad. Naturvård – artfakta. </w:t>
+      </w:r>
+      <w:r>
+        <w:t>SLU Artdatabanken, Uppsala</w:t>
       </w:r>
     </w:p>
     <w:p>
@@ -1726,7 +1886,7 @@
     <w:r>
       <w:tab/>
       <w:tab/>
-      <w:t>2026-08-03</w:t>
+      <w:t>2026-08-05</w:t>
       <w:br/>
       <w:br/>
     </w:r>

--- a/klagomål/A 27584-2026 FSC-klagomål.docx
+++ b/klagomål/A 27584-2026 FSC-klagomål.docx
@@ -1886,7 +1886,7 @@
     <w:r>
       <w:tab/>
       <w:tab/>
-      <w:t>2026-08-05</w:t>
+      <w:t>2026-08-07</w:t>
       <w:br/>
       <w:br/>
     </w:r>

--- a/klagomål/A 27584-2026 FSC-klagomål.docx
+++ b/klagomål/A 27584-2026 FSC-klagomål.docx
@@ -1886,7 +1886,7 @@
     <w:r>
       <w:tab/>
       <w:tab/>
-      <w:t>2026-08-07</w:t>
+      <w:t>2026-08-08</w:t>
       <w:br/>
       <w:br/>
     </w:r>

--- a/klagomål/A 27584-2026 FSC-klagomål.docx
+++ b/klagomål/A 27584-2026 FSC-klagomål.docx
@@ -178,7 +178,7 @@
       <w:r>
         <w:drawing>
           <wp:inline xmlns:a="http://schemas.openxmlformats.org/drawingml/2006/main" xmlns:pic="http://schemas.openxmlformats.org/drawingml/2006/picture">
-            <wp:extent cx="5486400" cy="3125928"/>
+            <wp:extent cx="5486400" cy="3235279"/>
             <wp:docPr id="1" name="Picture 1"/>
             <wp:cNvGraphicFramePr>
               <a:graphicFrameLocks noChangeAspect="1"/>
@@ -199,7 +199,7 @@
                   <pic:spPr>
                     <a:xfrm>
                       <a:off x="0" y="0"/>
-                      <a:ext cx="5486400" cy="3125928"/>
+                      <a:ext cx="5486400" cy="3235279"/>
                     </a:xfrm>
                     <a:prstGeom prst="rect"/>
                   </pic:spPr>
@@ -221,7 +221,7 @@
     </w:p>
     <w:p>
       <w:r>
-        <w:t>I och inom 23 meter från avverkningsanmälan finns fynd av 15 naturvårdsarter, varav 10 är rödlistade, 5 är fridlysta, 11 är typiska (T) och 3 är signalarter (S): garnlav (VU, T), knärot (VU, T, §8), kolflarnlav (NT, T), lunglav (NT, T), mörk kolflarnlav (NT), talltagel (NT, T), talltita (NT, §4), tretåig hackspett (NT, T, §4), ullticka (NT, T), vitgrynig nållav (NT), norrlandslav (S, T), stuplav (S, T), vedticka (S, T), spillkråka (T, §4) och revlummer (§9). Se Figur 1.</w:t>
+        <w:t>I och inom 23 meter från avverkningsanmälan finns fynd av 12 naturvårdsarter, varav 9 är rödlistade, 3 är fridlysta, 10 är typiska (T) och 2 är signalarter (S): garnlav (VU, T), knärot (VU, T, §8), kolflarnlav (NT, T), lunglav (NT, T), mörk kolflarnlav (NT), talltagel (NT, T), tretåig hackspett (NT, T, §4), ullticka (NT, T), vitgrynig nållav (NT), stuplav (S, T), vedticka (S, T) och spillkråka (T, §4). Se Figur 1.</w:t>
       </w:r>
     </w:p>
     <w:p>
@@ -488,17 +488,6 @@
         <w:rPr>
           <w:b/>
         </w:rPr>
-        <w:t>Talltita (NT, §4)</w:t>
-      </w:r>
-      <w:r>
-        <w:t>, rödlistad som nära hotad och prioriterad art i Skogsvårdslagen, har häckningsrevir i anmälan. Arten har minskat kraftigt de senaste 30 åren och minskningstakten innevarande 10-årsperiod beräknas till 20 (10–30) %. Talltitan är synnerligen trogen sitt cirka 15 hektar stora revir och är beroende av flerskiktade olikåldriga skogar för att kunna föda upp sina ungar. Talltitan försvinner om dess livsmiljö kalavverkas (Eggers &amp; Low, 2014; Ekman, 1979; Griesser et al, 2007; Klein, 2020; Siffczyk et al, 2003; SLU Artdatabanken, 2021).</w:t>
-      </w:r>
-    </w:p>
-    <w:p>
-      <w:r>
-        <w:rPr>
-          <w:b/>
-        </w:rPr>
         <w:t>Tretåig hackspett (NT, §4)</w:t>
       </w:r>
       <w:r>
@@ -588,35 +577,6 @@
       </w:r>
       <w:r>
         <w:t xml:space="preserve"> växer nästan uteslutande på bark av gamla, senvuxna granar i skuggiga lägen med hög och jämn luftfuktighet. Den vanligaste naturtypen för arten är kontinuitetsskogar på frisk mark men den finns också i sumpgranskogar. På lång sikt utgör avverkningar av olikåldriga granskogar av naturskogskaraktär ett allvarligt hot mot arten och skogsbruksåtgärder på eller i närheten av växtplatserna bör undvikas. Naturskogsartade, fuktiga granskogar med förekomster av arten signalerar höga biologiska värden och bör bevaras (SLU Artdatabanken, 2024; Nitare &amp; Skogsstyrelsen, 2019).</w:t>
-      </w:r>
-    </w:p>
-    <w:p>
-      <w:r>
-        <w:rPr>
-          <w:b/>
-        </w:rPr>
-        <w:t xml:space="preserve">Norrlandslav </w:t>
-      </w:r>
-      <w:r>
-        <w:t xml:space="preserve">indikerar söder om den naturliga norrlandsgränsen barrskogsbeklädda bergbranter eller andra ostörda skogsmiljöer med höga naturvärden. Norrlandslav är typisk art för </w:t>
-      </w:r>
-      <w:r>
-        <w:rPr>
-          <w:i/>
-        </w:rPr>
-        <w:t xml:space="preserve">9010 Taiga, 8110 Silikatrasmarker </w:t>
-      </w:r>
-      <w:r>
-        <w:t>och</w:t>
-      </w:r>
-      <w:r>
-        <w:rPr>
-          <w:i/>
-        </w:rPr>
-        <w:t xml:space="preserve"> 8120 Kalkrasmarker </w:t>
-      </w:r>
-      <w:r>
-        <w:t>(Nitare &amp; Skogsstyrelsen, 2000; SLU Artdatabanken, 2025).</w:t>
       </w:r>
     </w:p>
     <w:p>
@@ -830,7 +790,7 @@
         <w:rPr>
           <w:i/>
         </w:rPr>
-        <w:t>I det avverkningsanmälda skogsområdet har 15 naturvårdsarter varav 10 rödlistade arter sina livsmiljöer och växtplatser.</w:t>
+        <w:t>I det avverkningsanmälda skogsområdet har 12 naturvårdsarter varav 9 rödlistade arter sina livsmiljöer och växtplatser.</w:t>
       </w:r>
     </w:p>
     <w:p>
@@ -1363,126 +1323,6 @@
       </w:r>
       <w:r>
         <w:t>SLU Artdatabanken, Uppsala.</w:t>
-      </w:r>
-    </w:p>
-    <w:p>
-      <w:pPr>
-        <w:pStyle w:val="Heading1"/>
-      </w:pPr>
-      <w:r>
-        <w:t>Talltita – ekologi samt krav på livsmiljön</w:t>
-      </w:r>
-    </w:p>
-    <w:p>
-      <w:r>
-        <w:t>Talltita är rödlistad som NT, fridlyst och prioriterad art i Skogsvårdslagen. Den omfattas av EU:s fågeldirektiv. Arten har minskat kraftigt de senaste 30 åren och minskningstakten innevarande 10-årsperiod beräknas till 20 (10–30) % (SLU Artdatabanken, 2022).</w:t>
-      </w:r>
-    </w:p>
-    <w:p>
-      <w:r>
-        <w:t>Talltita föredrar större sammanhängande barrskogar, och finns såväl i tallskog som granskog och i lövblandad barrskog. Skogens struktur är viktig och ska helst vara flerskiktad med riklig underväxt av mindre granar, björk och andra lövträd och buskar. Tillgång på murknande högstubbar är särskilt viktig, eftersom talltitan helst själv hackar ut sitt bohål (SLU Artdatabanken, 2022).</w:t>
-      </w:r>
-    </w:p>
-    <w:p>
-      <w:r>
-        <w:t>Det finns flera studier som visar att talltita är känslig för gallring och inte överlever när dess livsmiljö kalavverkas (Eggers and Low, 2014; Griesser et al., 2007; Klein, 2020). Talltitans revir är förhållandevis stora, 10–20 hektar och arten missgynnas när skogen fragmenteras. Kalavverkning av större delar av reviret innebär att det överges (Artdatabanken, 2021).</w:t>
-      </w:r>
-    </w:p>
-    <w:p>
-      <w:r>
-        <w:t>Talltitan är synnerligen trogen sitt revir så länge paret lever och biotopen förblir intakt. Paret stannar i sitt revir året om. En förlust av ett revir har därför en stor inverkan på den lokala populationen och trakthyggesbruket anses vara orsak till den svenska populationens kraftiga minskning. Talltiteparets revirtrohet innebär att närhelst under året man observerar en adult talltita så ingår denna plats i reviret (Siffczyk et al., 2003; Ekman, 1979).</w:t>
-      </w:r>
-    </w:p>
-    <w:p>
-      <w:pPr>
-        <w:pStyle w:val="Heading2"/>
-      </w:pPr>
-      <w:r>
-        <w:t>Referenser – talltita</w:t>
-      </w:r>
-    </w:p>
-    <w:p>
-      <w:r>
-        <w:t xml:space="preserve">Eggers, S., Low, M., 2014. </w:t>
-      </w:r>
-      <w:r>
-        <w:rPr>
-          <w:i/>
-        </w:rPr>
-        <w:t xml:space="preserve">Differential demographic responses of sympatric Parids to vegetation management in boreal forest. </w:t>
-      </w:r>
-      <w:r>
-        <w:t>For. Ecol. Manage. 319, 169–175.</w:t>
-      </w:r>
-    </w:p>
-    <w:p>
-      <w:r>
-        <w:t xml:space="preserve">Ekman, J., 1979. </w:t>
-      </w:r>
-      <w:r>
-        <w:rPr>
-          <w:i/>
-        </w:rPr>
-        <w:t xml:space="preserve">Coherence, composition and territories of winter social groups of the Willow Tit Parus montanus and the Crested Tit P. cristatus. </w:t>
-      </w:r>
-      <w:r>
-        <w:t>Ornis Scandinavica, 10, pp 56–68</w:t>
-      </w:r>
-    </w:p>
-    <w:p>
-      <w:r>
-        <w:t xml:space="preserve">Griesser, M., Nystrand, M., Eggers, S., Ekman, J., 2007. </w:t>
-      </w:r>
-      <w:r>
-        <w:rPr>
-          <w:i/>
-        </w:rPr>
-        <w:t xml:space="preserve">Impact of forestry practices on fitness correlates and population productivity in an open-nesting bird species. </w:t>
-      </w:r>
-      <w:r>
-        <w:t>Conserv. Biol. 21, 767–774. https://doi.org/10.1111/j.1523- 1739.2007.00675.x</w:t>
-      </w:r>
-    </w:p>
-    <w:p>
-      <w:r>
-        <w:t xml:space="preserve">Klein, J., 2020. </w:t>
-      </w:r>
-      <w:r>
-        <w:rPr>
-          <w:i/>
-        </w:rPr>
-        <w:t xml:space="preserve">The forgotten forest – On thinning, retention, and biodiversity in the boreal forest. </w:t>
-      </w:r>
-      <w:r>
-        <w:t>Doctoral Thesis No. 2020:50</w:t>
-      </w:r>
-    </w:p>
-    <w:p>
-      <w:r>
-        <w:t xml:space="preserve">Siffczyk, C., Brotons, L., Kangas, K., Orell, M., 2003. </w:t>
-      </w:r>
-      <w:r>
-        <w:rPr>
-          <w:i/>
-        </w:rPr>
-        <w:t xml:space="preserve">Home range size of willow tits. </w:t>
-      </w:r>
-      <w:r>
-        <w:t>Oecologica, 136, 635–642 (2003)</w:t>
-      </w:r>
-    </w:p>
-    <w:p>
-      <w:r>
-        <w:t xml:space="preserve">SLU Artdatabanken, 2021. </w:t>
-      </w:r>
-      <w:r>
-        <w:rPr>
-          <w:i/>
-        </w:rPr>
-        <w:t xml:space="preserve">Artfaktablad. Naturvård – artfakta. </w:t>
-      </w:r>
-      <w:r>
-        <w:t>SLU Artdatabanken, Uppsala</w:t>
       </w:r>
     </w:p>
     <w:p>
@@ -1886,7 +1726,7 @@
     <w:r>
       <w:tab/>
       <w:tab/>
-      <w:t>2026-08-15</w:t>
+      <w:t>2026-08-16</w:t>
       <w:br/>
       <w:br/>
     </w:r>

--- a/klagomål/A 27584-2026 FSC-klagomål.docx
+++ b/klagomål/A 27584-2026 FSC-klagomål.docx
@@ -178,7 +178,7 @@
       <w:r>
         <w:drawing>
           <wp:inline xmlns:a="http://schemas.openxmlformats.org/drawingml/2006/main" xmlns:pic="http://schemas.openxmlformats.org/drawingml/2006/picture">
-            <wp:extent cx="5486400" cy="3235279"/>
+            <wp:extent cx="5486400" cy="3125928"/>
             <wp:docPr id="1" name="Picture 1"/>
             <wp:cNvGraphicFramePr>
               <a:graphicFrameLocks noChangeAspect="1"/>
@@ -199,7 +199,7 @@
                   <pic:spPr>
                     <a:xfrm>
                       <a:off x="0" y="0"/>
-                      <a:ext cx="5486400" cy="3235279"/>
+                      <a:ext cx="5486400" cy="3125928"/>
                     </a:xfrm>
                     <a:prstGeom prst="rect"/>
                   </pic:spPr>
@@ -221,7 +221,7 @@
     </w:p>
     <w:p>
       <w:r>
-        <w:t>I och inom 23 meter från avverkningsanmälan finns fynd av 12 naturvårdsarter, varav 9 är rödlistade, 3 är fridlysta, 10 är typiska (T) och 2 är signalarter (S): garnlav (VU, T), knärot (VU, T, §8), kolflarnlav (NT, T), lunglav (NT, T), mörk kolflarnlav (NT), talltagel (NT, T), tretåig hackspett (NT, T, §4), ullticka (NT, T), vitgrynig nållav (NT), stuplav (S, T), vedticka (S, T) och spillkråka (T, §4). Se Figur 1.</w:t>
+        <w:t>I och inom 23 meter från avverkningsanmälan finns fynd av 15 naturvårdsarter, varav 10 är rödlistade, 5 är fridlysta, 11 är typiska (T) och 3 är signalarter (S): garnlav (VU, T), knärot (VU, T, §8), kolflarnlav (NT, T), lunglav (NT, T), mörk kolflarnlav (NT), talltagel (NT, T), talltita (NT, §4), tretåig hackspett (NT, T, §4), ullticka (NT, T), vitgrynig nållav (NT), norrlandslav (S, T), stuplav (S, T), vedticka (S, T), spillkråka (T, §4) och revlummer (§9). Se Figur 1.</w:t>
       </w:r>
     </w:p>
     <w:p>
@@ -488,6 +488,17 @@
         <w:rPr>
           <w:b/>
         </w:rPr>
+        <w:t>Talltita (NT, §4)</w:t>
+      </w:r>
+      <w:r>
+        <w:t>, rödlistad som nära hotad och prioriterad art i Skogsvårdslagen, har häckningsrevir i anmälan. Arten har minskat kraftigt de senaste 30 åren och minskningstakten innevarande 10-årsperiod beräknas till 20 (10–30) %. Talltitan är synnerligen trogen sitt cirka 15 hektar stora revir och är beroende av flerskiktade olikåldriga skogar för att kunna föda upp sina ungar. Talltitan försvinner om dess livsmiljö kalavverkas (Eggers &amp; Low, 2014; Ekman, 1979; Griesser et al, 2007; Klein, 2020; Siffczyk et al, 2003; SLU Artdatabanken, 2021).</w:t>
+      </w:r>
+    </w:p>
+    <w:p>
+      <w:r>
+        <w:rPr>
+          <w:b/>
+        </w:rPr>
         <w:t>Tretåig hackspett (NT, §4)</w:t>
       </w:r>
       <w:r>
@@ -577,6 +588,35 @@
       </w:r>
       <w:r>
         <w:t xml:space="preserve"> växer nästan uteslutande på bark av gamla, senvuxna granar i skuggiga lägen med hög och jämn luftfuktighet. Den vanligaste naturtypen för arten är kontinuitetsskogar på frisk mark men den finns också i sumpgranskogar. På lång sikt utgör avverkningar av olikåldriga granskogar av naturskogskaraktär ett allvarligt hot mot arten och skogsbruksåtgärder på eller i närheten av växtplatserna bör undvikas. Naturskogsartade, fuktiga granskogar med förekomster av arten signalerar höga biologiska värden och bör bevaras (SLU Artdatabanken, 2024; Nitare &amp; Skogsstyrelsen, 2019).</w:t>
+      </w:r>
+    </w:p>
+    <w:p>
+      <w:r>
+        <w:rPr>
+          <w:b/>
+        </w:rPr>
+        <w:t xml:space="preserve">Norrlandslav </w:t>
+      </w:r>
+      <w:r>
+        <w:t xml:space="preserve">indikerar söder om den naturliga norrlandsgränsen barrskogsbeklädda bergbranter eller andra ostörda skogsmiljöer med höga naturvärden. Norrlandslav är typisk art för </w:t>
+      </w:r>
+      <w:r>
+        <w:rPr>
+          <w:i/>
+        </w:rPr>
+        <w:t xml:space="preserve">9010 Taiga, 8110 Silikatrasmarker </w:t>
+      </w:r>
+      <w:r>
+        <w:t>och</w:t>
+      </w:r>
+      <w:r>
+        <w:rPr>
+          <w:i/>
+        </w:rPr>
+        <w:t xml:space="preserve"> 8120 Kalkrasmarker </w:t>
+      </w:r>
+      <w:r>
+        <w:t>(Nitare &amp; Skogsstyrelsen, 2000; SLU Artdatabanken, 2025).</w:t>
       </w:r>
     </w:p>
     <w:p>
@@ -790,7 +830,7 @@
         <w:rPr>
           <w:i/>
         </w:rPr>
-        <w:t>I det avverkningsanmälda skogsområdet har 12 naturvårdsarter varav 9 rödlistade arter sina livsmiljöer och växtplatser.</w:t>
+        <w:t>I det avverkningsanmälda skogsområdet har 15 naturvårdsarter varav 10 rödlistade arter sina livsmiljöer och växtplatser.</w:t>
       </w:r>
     </w:p>
     <w:p>
@@ -1323,6 +1363,126 @@
       </w:r>
       <w:r>
         <w:t>SLU Artdatabanken, Uppsala.</w:t>
+      </w:r>
+    </w:p>
+    <w:p>
+      <w:pPr>
+        <w:pStyle w:val="Heading1"/>
+      </w:pPr>
+      <w:r>
+        <w:t>Talltita – ekologi samt krav på livsmiljön</w:t>
+      </w:r>
+    </w:p>
+    <w:p>
+      <w:r>
+        <w:t>Talltita är rödlistad som NT, fridlyst och prioriterad art i Skogsvårdslagen. Den omfattas av EU:s fågeldirektiv. Arten har minskat kraftigt de senaste 30 åren och minskningstakten innevarande 10-årsperiod beräknas till 20 (10–30) % (SLU Artdatabanken, 2022).</w:t>
+      </w:r>
+    </w:p>
+    <w:p>
+      <w:r>
+        <w:t>Talltita föredrar större sammanhängande barrskogar, och finns såväl i tallskog som granskog och i lövblandad barrskog. Skogens struktur är viktig och ska helst vara flerskiktad med riklig underväxt av mindre granar, björk och andra lövträd och buskar. Tillgång på murknande högstubbar är särskilt viktig, eftersom talltitan helst själv hackar ut sitt bohål (SLU Artdatabanken, 2022).</w:t>
+      </w:r>
+    </w:p>
+    <w:p>
+      <w:r>
+        <w:t>Det finns flera studier som visar att talltita är känslig för gallring och inte överlever när dess livsmiljö kalavverkas (Eggers and Low, 2014; Griesser et al., 2007; Klein, 2020). Talltitans revir är förhållandevis stora, 10–20 hektar och arten missgynnas när skogen fragmenteras. Kalavverkning av större delar av reviret innebär att det överges (Artdatabanken, 2021).</w:t>
+      </w:r>
+    </w:p>
+    <w:p>
+      <w:r>
+        <w:t>Talltitan är synnerligen trogen sitt revir så länge paret lever och biotopen förblir intakt. Paret stannar i sitt revir året om. En förlust av ett revir har därför en stor inverkan på den lokala populationen och trakthyggesbruket anses vara orsak till den svenska populationens kraftiga minskning. Talltiteparets revirtrohet innebär att närhelst under året man observerar en adult talltita så ingår denna plats i reviret (Siffczyk et al., 2003; Ekman, 1979).</w:t>
+      </w:r>
+    </w:p>
+    <w:p>
+      <w:pPr>
+        <w:pStyle w:val="Heading2"/>
+      </w:pPr>
+      <w:r>
+        <w:t>Referenser – talltita</w:t>
+      </w:r>
+    </w:p>
+    <w:p>
+      <w:r>
+        <w:t xml:space="preserve">Eggers, S., Low, M., 2014. </w:t>
+      </w:r>
+      <w:r>
+        <w:rPr>
+          <w:i/>
+        </w:rPr>
+        <w:t xml:space="preserve">Differential demographic responses of sympatric Parids to vegetation management in boreal forest. </w:t>
+      </w:r>
+      <w:r>
+        <w:t>For. Ecol. Manage. 319, 169–175.</w:t>
+      </w:r>
+    </w:p>
+    <w:p>
+      <w:r>
+        <w:t xml:space="preserve">Ekman, J., 1979. </w:t>
+      </w:r>
+      <w:r>
+        <w:rPr>
+          <w:i/>
+        </w:rPr>
+        <w:t xml:space="preserve">Coherence, composition and territories of winter social groups of the Willow Tit Parus montanus and the Crested Tit P. cristatus. </w:t>
+      </w:r>
+      <w:r>
+        <w:t>Ornis Scandinavica, 10, pp 56–68</w:t>
+      </w:r>
+    </w:p>
+    <w:p>
+      <w:r>
+        <w:t xml:space="preserve">Griesser, M., Nystrand, M., Eggers, S., Ekman, J., 2007. </w:t>
+      </w:r>
+      <w:r>
+        <w:rPr>
+          <w:i/>
+        </w:rPr>
+        <w:t xml:space="preserve">Impact of forestry practices on fitness correlates and population productivity in an open-nesting bird species. </w:t>
+      </w:r>
+      <w:r>
+        <w:t>Conserv. Biol. 21, 767–774. https://doi.org/10.1111/j.1523- 1739.2007.00675.x</w:t>
+      </w:r>
+    </w:p>
+    <w:p>
+      <w:r>
+        <w:t xml:space="preserve">Klein, J., 2020. </w:t>
+      </w:r>
+      <w:r>
+        <w:rPr>
+          <w:i/>
+        </w:rPr>
+        <w:t xml:space="preserve">The forgotten forest – On thinning, retention, and biodiversity in the boreal forest. </w:t>
+      </w:r>
+      <w:r>
+        <w:t>Doctoral Thesis No. 2020:50</w:t>
+      </w:r>
+    </w:p>
+    <w:p>
+      <w:r>
+        <w:t xml:space="preserve">Siffczyk, C., Brotons, L., Kangas, K., Orell, M., 2003. </w:t>
+      </w:r>
+      <w:r>
+        <w:rPr>
+          <w:i/>
+        </w:rPr>
+        <w:t xml:space="preserve">Home range size of willow tits. </w:t>
+      </w:r>
+      <w:r>
+        <w:t>Oecologica, 136, 635–642 (2003)</w:t>
+      </w:r>
+    </w:p>
+    <w:p>
+      <w:r>
+        <w:t xml:space="preserve">SLU Artdatabanken, 2021. </w:t>
+      </w:r>
+      <w:r>
+        <w:rPr>
+          <w:i/>
+        </w:rPr>
+        <w:t xml:space="preserve">Artfaktablad. Naturvård – artfakta. </w:t>
+      </w:r>
+      <w:r>
+        <w:t>SLU Artdatabanken, Uppsala</w:t>
       </w:r>
     </w:p>
     <w:p>
@@ -1726,7 +1886,7 @@
     <w:r>
       <w:tab/>
       <w:tab/>
-      <w:t>2026-08-16</w:t>
+      <w:t>2026-08-17</w:t>
       <w:br/>
       <w:br/>
     </w:r>

--- a/klagomål/A 27584-2026 FSC-klagomål.docx
+++ b/klagomål/A 27584-2026 FSC-klagomål.docx
@@ -1886,7 +1886,7 @@
     <w:r>
       <w:tab/>
       <w:tab/>
-      <w:t>2026-08-17</w:t>
+      <w:t>2026-08-18</w:t>
       <w:br/>
       <w:br/>
     </w:r>

--- a/klagomål/A 27584-2026 FSC-klagomål.docx
+++ b/klagomål/A 27584-2026 FSC-klagomål.docx
@@ -1886,7 +1886,7 @@
     <w:r>
       <w:tab/>
       <w:tab/>
-      <w:t>2026-08-18</w:t>
+      <w:t>2026-08-19</w:t>
       <w:br/>
       <w:br/>
     </w:r>

--- a/klagomål/A 27584-2026 FSC-klagomål.docx
+++ b/klagomål/A 27584-2026 FSC-klagomål.docx
@@ -1886,7 +1886,7 @@
     <w:r>
       <w:tab/>
       <w:tab/>
-      <w:t>2026-08-19</w:t>
+      <w:t>2026-08-20</w:t>
       <w:br/>
       <w:br/>
     </w:r>

--- a/klagomål/A 27584-2026 FSC-klagomål.docx
+++ b/klagomål/A 27584-2026 FSC-klagomål.docx
@@ -1886,7 +1886,7 @@
     <w:r>
       <w:tab/>
       <w:tab/>
-      <w:t>2026-08-20</w:t>
+      <w:t>2026-08-21</w:t>
       <w:br/>
       <w:br/>
     </w:r>

--- a/klagomål/A 27584-2026 FSC-klagomål.docx
+++ b/klagomål/A 27584-2026 FSC-klagomål.docx
@@ -1886,7 +1886,7 @@
     <w:r>
       <w:tab/>
       <w:tab/>
-      <w:t>2026-08-21</w:t>
+      <w:t>2026-08-22</w:t>
       <w:br/>
       <w:br/>
     </w:r>

--- a/klagomål/A 27584-2026 FSC-klagomål.docx
+++ b/klagomål/A 27584-2026 FSC-klagomål.docx
@@ -1886,7 +1886,7 @@
     <w:r>
       <w:tab/>
       <w:tab/>
-      <w:t>2026-08-22</w:t>
+      <w:t>2026-08-23</w:t>
       <w:br/>
       <w:br/>
     </w:r>

--- a/klagomål/A 27584-2026 FSC-klagomål.docx
+++ b/klagomål/A 27584-2026 FSC-klagomål.docx
@@ -1886,7 +1886,7 @@
     <w:r>
       <w:tab/>
       <w:tab/>
-      <w:t>2026-08-23</w:t>
+      <w:t>2026-08-24</w:t>
       <w:br/>
       <w:br/>
     </w:r>

--- a/klagomål/A 27584-2026 FSC-klagomål.docx
+++ b/klagomål/A 27584-2026 FSC-klagomål.docx
@@ -1886,7 +1886,7 @@
     <w:r>
       <w:tab/>
       <w:tab/>
-      <w:t>2026-08-24</w:t>
+      <w:t>2026-08-25</w:t>
       <w:br/>
       <w:br/>
     </w:r>

--- a/klagomål/A 27584-2026 FSC-klagomål.docx
+++ b/klagomål/A 27584-2026 FSC-klagomål.docx
@@ -1886,7 +1886,7 @@
     <w:r>
       <w:tab/>
       <w:tab/>
-      <w:t>2026-08-25</w:t>
+      <w:t>2026-08-26</w:t>
       <w:br/>
       <w:br/>
     </w:r>

--- a/klagomål/A 27584-2026 FSC-klagomål.docx
+++ b/klagomål/A 27584-2026 FSC-klagomål.docx
@@ -1886,7 +1886,7 @@
     <w:r>
       <w:tab/>
       <w:tab/>
-      <w:t>2026-08-26</w:t>
+      <w:t>2026-08-27</w:t>
       <w:br/>
       <w:br/>
     </w:r>

--- a/klagomål/A 27584-2026 FSC-klagomål.docx
+++ b/klagomål/A 27584-2026 FSC-klagomål.docx
@@ -1886,7 +1886,7 @@
     <w:r>
       <w:tab/>
       <w:tab/>
-      <w:t>2026-08-27</w:t>
+      <w:t>2026-08-28</w:t>
       <w:br/>
       <w:br/>
     </w:r>

--- a/klagomål/A 27584-2026 FSC-klagomål.docx
+++ b/klagomål/A 27584-2026 FSC-klagomål.docx
@@ -1886,7 +1886,7 @@
     <w:r>
       <w:tab/>
       <w:tab/>
-      <w:t>2026-08-28</w:t>
+      <w:t>2026-08-29</w:t>
       <w:br/>
       <w:br/>
     </w:r>

--- a/klagomål/A 27584-2026 FSC-klagomål.docx
+++ b/klagomål/A 27584-2026 FSC-klagomål.docx
@@ -1886,7 +1886,7 @@
     <w:r>
       <w:tab/>
       <w:tab/>
-      <w:t>2026-08-29</w:t>
+      <w:t>2026-08-31</w:t>
       <w:br/>
       <w:br/>
     </w:r>

--- a/klagomål/A 27584-2026 FSC-klagomål.docx
+++ b/klagomål/A 27584-2026 FSC-klagomål.docx
@@ -1886,7 +1886,7 @@
     <w:r>
       <w:tab/>
       <w:tab/>
-      <w:t>2026-08-31</w:t>
+      <w:t>2026-09-01</w:t>
       <w:br/>
       <w:br/>
     </w:r>

--- a/klagomål/A 27584-2026 FSC-klagomål.docx
+++ b/klagomål/A 27584-2026 FSC-klagomål.docx
@@ -1886,7 +1886,7 @@
     <w:r>
       <w:tab/>
       <w:tab/>
-      <w:t>2026-09-01</w:t>
+      <w:t>2026-09-02</w:t>
       <w:br/>
       <w:br/>
     </w:r>

--- a/klagomål/A 27584-2026 FSC-klagomål.docx
+++ b/klagomål/A 27584-2026 FSC-klagomål.docx
@@ -1886,7 +1886,7 @@
     <w:r>
       <w:tab/>
       <w:tab/>
-      <w:t>2026-09-02</w:t>
+      <w:t>2026-09-03</w:t>
       <w:br/>
       <w:br/>
     </w:r>

--- a/klagomål/A 27584-2026 FSC-klagomål.docx
+++ b/klagomål/A 27584-2026 FSC-klagomål.docx
@@ -1886,7 +1886,7 @@
     <w:r>
       <w:tab/>
       <w:tab/>
-      <w:t>2026-09-03</w:t>
+      <w:t>2026-09-04</w:t>
       <w:br/>
       <w:br/>
     </w:r>

--- a/klagomål/A 27584-2026 FSC-klagomål.docx
+++ b/klagomål/A 27584-2026 FSC-klagomål.docx
@@ -1886,7 +1886,7 @@
     <w:r>
       <w:tab/>
       <w:tab/>
-      <w:t>2026-09-04</w:t>
+      <w:t>2026-09-05</w:t>
       <w:br/>
       <w:br/>
     </w:r>

--- a/klagomål/A 27584-2026 FSC-klagomål.docx
+++ b/klagomål/A 27584-2026 FSC-klagomål.docx
@@ -1886,7 +1886,7 @@
     <w:r>
       <w:tab/>
       <w:tab/>
-      <w:t>2026-09-05</w:t>
+      <w:t>2026-09-06</w:t>
       <w:br/>
       <w:br/>
     </w:r>

--- a/klagomål/A 27584-2026 FSC-klagomål.docx
+++ b/klagomål/A 27584-2026 FSC-klagomål.docx
@@ -1886,7 +1886,7 @@
     <w:r>
       <w:tab/>
       <w:tab/>
-      <w:t>2026-09-06</w:t>
+      <w:t>2026-09-07</w:t>
       <w:br/>
       <w:br/>
     </w:r>

--- a/klagomål/A 27584-2026 FSC-klagomål.docx
+++ b/klagomål/A 27584-2026 FSC-klagomål.docx
@@ -1886,7 +1886,7 @@
     <w:r>
       <w:tab/>
       <w:tab/>
-      <w:t>2026-09-07</w:t>
+      <w:t>2026-09-08</w:t>
       <w:br/>
       <w:br/>
     </w:r>

--- a/klagomål/A 27584-2026 FSC-klagomål.docx
+++ b/klagomål/A 27584-2026 FSC-klagomål.docx
@@ -1886,7 +1886,7 @@
     <w:r>
       <w:tab/>
       <w:tab/>
-      <w:t>2026-09-08</w:t>
+      <w:t>2026-09-09</w:t>
       <w:br/>
       <w:br/>
     </w:r>
